--- a/exercises/Bài tập 091 - Từ vựng trong ngữ cảnh và diễn đạt tương đương.docx
+++ b/exercises/Bài tập 091 - Từ vựng trong ngữ cảnh và diễn đạt tương đương.docx
@@ -1,507 +1,2653 @@
 
 <file path=word/document.xml><?xml version="1.0" encoding="utf-8"?>
-<w:document xmlns:w="http://schemas.openxmlformats.org/wordprocessingml/2006/main">
+<w:document xmlns:wpc="http://schemas.microsoft.com/office/word/2010/wordprocessingCanvas" xmlns:cx="http://schemas.microsoft.com/office/drawing/2014/chartex" xmlns:cx1="http://schemas.microsoft.com/office/drawing/2015/9/8/chartex" xmlns:cx2="http://schemas.microsoft.com/office/drawing/2015/10/21/chartex" xmlns:cx3="http://schemas.microsoft.com/office/drawing/2016/5/9/chartex" xmlns:cx4="http://schemas.microsoft.com/office/drawing/2016/5/10/chartex" xmlns:cx5="http://schemas.microsoft.com/office/drawing/2016/5/11/chartex" xmlns:cx6="http://schemas.microsoft.com/office/drawing/2016/5/12/chartex" xmlns:cx7="http://schemas.microsoft.com/office/drawing/2016/5/13/chartex" xmlns:cx8="http://schemas.microsoft.com/office/drawing/2016/5/14/chartex" xmlns:mc="http://schemas.openxmlformats.org/markup-compatibility/2006" xmlns:aink="http://schemas.microsoft.com/office/drawing/2016/ink" xmlns:am3d="http://schemas.microsoft.com/office/drawing/2017/model3d" xmlns:o="urn:schemas-microsoft-com:office:office" xmlns:oel="http://schemas.microsoft.com/office/2019/extlst" xmlns:r="http://schemas.openxmlformats.org/officeDocument/2006/relationships" xmlns:m="http://schemas.openxmlformats.org/officeDocument/2006/math" xmlns:v="urn:schemas-microsoft-com:vml" xmlns:wp14="http://schemas.microsoft.com/office/word/2010/wordprocessingDrawing" xmlns:wp="http://schemas.openxmlformats.org/drawingml/2006/wordprocessingDrawing" xmlns:w10="urn:schemas-microsoft-com:office:word" xmlns:w="http://schemas.openxmlformats.org/wordprocessingml/2006/main" xmlns:w14="http://schemas.microsoft.com/office/word/2010/wordml" xmlns:w15="http://schemas.microsoft.com/office/word/2012/wordml" xmlns:w16cex="http://schemas.microsoft.com/office/word/2018/wordml/cex" xmlns:w16cid="http://schemas.microsoft.com/office/word/2016/wordml/cid" xmlns:w16="http://schemas.microsoft.com/office/word/2018/wordml" xmlns:w16du="http://schemas.microsoft.com/office/word/2023/wordml/word16du" xmlns:w16sdtdh="http://schemas.microsoft.com/office/word/2020/wordml/sdtdatahash" xmlns:w16sdtfl="http://schemas.microsoft.com/office/word/2024/wordml/sdtformatlock" xmlns:w16se="http://schemas.microsoft.com/office/word/2015/wordml/symex" xmlns:wpg="http://schemas.microsoft.com/office/word/2010/wordprocessingGroup" xmlns:wpi="http://schemas.microsoft.com/office/word/2010/wordprocessingInk" xmlns:wne="http://schemas.microsoft.com/office/word/2006/wordml" xmlns:wps="http://schemas.microsoft.com/office/word/2010/wordprocessingShape" mc:Ignorable="w14 w15 w16se w16cid w16 w16cex w16sdtdh w16sdtfl w16du wp14">
   <w:body>
     <w:p>
-      <w:r>
-        <w:rPr>
-          <w:b/>
-        </w:rPr>
-        <w:t xml:space="preserve">BÀI TẬP NGÀY 91: TỪ VỰNG TRONG NGỮ CẢNH VÀ DIỄN ĐẠT TƯƠNG ĐƯƠNG</w:t>
-      </w:r>
-    </w:p>
-    <w:p>
-      <w:r>
-        <w:t xml:space="preserve">Tổng điểm: 100 điểm – Mỗi phần 10 điểm</w:t>
-      </w:r>
-    </w:p>
-    <w:p>
-      <w:r>
-        <w:t xml:space="preserve"/>
-      </w:r>
-    </w:p>
-    <w:p>
-      <w:r>
-        <w:rPr>
-          <w:b/>
-        </w:rPr>
-        <w:t xml:space="preserve">PHẦN 1. NHẬN DIỆN MANH MỐI NGỮ CẢNH (10 điểm)</w:t>
-      </w:r>
-    </w:p>
-    <w:p>
-      <w:r>
-        <w:t xml:space="preserve">Ghi D (definition), E (example), C (contrast), R (reason/result) hoặc W (word formation).</w:t>
-      </w:r>
-    </w:p>
-    <w:p>
-      <w:r>
-        <w:t xml:space="preserve">1. Arboreal animals, which live mainly in trees, need strong limbs. 2. Unlike the fragile cup, this container is durable. 3. The road was congested, so traffic moved very slowly. 4. Aquatic plants, such as water lilies, grow in or near water. 5. The device is reusable; the prefix re- suggests repeated use. 6. The soil was arid—that is, extremely dry. 7. While Tom was reluctant, Mai was eager to volunteer. 8. She whispered because she did not want to wake the baby. 9. Pollinators, including bees and butterflies, help plants reproduce. 10. The instructions were unclear; consequently, many users made mistakes.</w:t>
-      </w:r>
-    </w:p>
-    <w:p>
-      <w:r>
-        <w:t xml:space="preserve"/>
-      </w:r>
-    </w:p>
-    <w:p>
-      <w:r>
-        <w:rPr>
-          <w:b/>
-        </w:rPr>
-        <w:t xml:space="preserve">PHẦN 2. ĐOÁN NGHĨA QUA ĐỊNH NGHĨA/VÍ DỤ (10 điểm)</w:t>
-      </w:r>
-    </w:p>
-    <w:p>
-      <w:r>
-        <w:t xml:space="preserve">1. “Bilingual, able to use two languages” means A silent B two-language C foreign D formal.</w:t>
-      </w:r>
-    </w:p>
-    <w:p>
-      <w:r>
-        <w:t xml:space="preserve">2. “Edible plants such as spinach and carrots” means A safe to eat B difficult to grow C colourful D rare.</w:t>
-      </w:r>
-    </w:p>
-    <w:p>
-      <w:r>
-        <w:t xml:space="preserve">3. “A pedestrian—a person travelling on foot” means A driver B walker C passenger D cyclist.</w:t>
-      </w:r>
-    </w:p>
-    <w:p>
-      <w:r>
-        <w:t xml:space="preserve">4. “Renewable resources, including wind and sunlight” are A naturally replaced B expensive only C underground D limited forever.</w:t>
-      </w:r>
-    </w:p>
-    <w:p>
-      <w:r>
-        <w:t xml:space="preserve">5. “Transparent material allows light to pass through it” means A rough B clear C heavy D flexible.</w:t>
-      </w:r>
-    </w:p>
-    <w:p>
-      <w:r>
-        <w:t xml:space="preserve">6. “Domestic tasks such as cooking and cleaning” are related to A travel B home C school D sport.</w:t>
-      </w:r>
-    </w:p>
-    <w:p>
-      <w:r>
-        <w:t xml:space="preserve">7. “A drought, a long period with little or no rain” means A storm B dry period C flood D winter.</w:t>
-      </w:r>
-    </w:p>
-    <w:p>
-      <w:r>
-        <w:t xml:space="preserve">8. “Portable equipment can be carried easily” means A movable B permanent C dangerous D powerful.</w:t>
-      </w:r>
-    </w:p>
-    <w:p>
-      <w:r>
-        <w:t xml:space="preserve">9. “Public amenities, for example parks and libraries” are A community facilities B private profits C natural disasters D traffic rules.</w:t>
-      </w:r>
-    </w:p>
-    <w:p>
-      <w:r>
-        <w:t xml:space="preserve">10. “To evacuate means to leave a dangerous place” means A enter B protect C leave D repair.</w:t>
-      </w:r>
-    </w:p>
-    <w:p>
-      <w:r>
-        <w:t xml:space="preserve"/>
-      </w:r>
-    </w:p>
-    <w:p>
-      <w:r>
-        <w:rPr>
-          <w:b/>
-        </w:rPr>
-        <w:t xml:space="preserve">PHẦN 3. ĐOÁN NGHĨA QUA TƯƠNG PHẢN/KẾT QUẢ (10 điểm)</w:t>
-      </w:r>
-    </w:p>
-    <w:p>
-      <w:r>
-        <w:t xml:space="preserve">1. The old process was wasteful, but the new one is efficient. Efficient = A productive with little waste B costly C slow D traditional.</w:t>
-      </w:r>
-    </w:p>
-    <w:p>
-      <w:r>
-        <w:t xml:space="preserve">2. Mai was hesitant at first; however, she soon became confident. Hesitant = A certain B unsure C excited D careless.</w:t>
-      </w:r>
-    </w:p>
-    <w:p>
-      <w:r>
-        <w:t xml:space="preserve">3. Water was scarce, so each family received only a small amount. Scarce = A clean B abundant C limited D free.</w:t>
-      </w:r>
-    </w:p>
-    <w:p>
-      <w:r>
-        <w:t xml:space="preserve">4. The noise gradually subsided, and the room became quiet. Subsided = A decreased B spread C returned D began.</w:t>
-      </w:r>
-    </w:p>
-    <w:p>
-      <w:r>
-        <w:t xml:space="preserve">5. The medicine alleviated his pain, so he could sleep. Alleviated = A caused B measured C reduced D hid.</w:t>
-      </w:r>
-    </w:p>
-    <w:p>
-      <w:r>
-        <w:t xml:space="preserve">6. Unlike the temporary stage, the main building is permanent. Temporary = A lasting B short-term C modern D wooden.</w:t>
-      </w:r>
-    </w:p>
-    <w:p>
-      <w:r>
-        <w:t xml:space="preserve">7. Her explanation was vague, whereas the diagram was precise. Vague = A unclear B exact C brief D visual.</w:t>
-      </w:r>
-    </w:p>
-    <w:p>
-      <w:r>
-        <w:t xml:space="preserve">8. The bridge deteriorated after years without maintenance and became unsafe. Deteriorated = A improved B weakened C expanded D opened.</w:t>
-      </w:r>
-    </w:p>
-    <w:p>
-      <w:r>
-        <w:t xml:space="preserve">9. He spoke cautiously because the information had not been confirmed. Cautiously = A carelessly B carefully C loudly D immediately.</w:t>
-      </w:r>
-    </w:p>
-    <w:p>
-      <w:r>
-        <w:t xml:space="preserve">10. Demand surged after the product appeared online, and orders tripled. Surged = A rose sharply B disappeared C stayed stable D fell slowly.</w:t>
-      </w:r>
-    </w:p>
-    <w:p>
-      <w:r>
-        <w:t xml:space="preserve"/>
-      </w:r>
-    </w:p>
-    <w:p>
-      <w:r>
-        <w:rPr>
-          <w:b/>
-        </w:rPr>
-        <w:t xml:space="preserve">PHẦN 4. SYNONYM TRONG NGỮ CẢNH (10 điểm)</w:t>
-      </w:r>
-    </w:p>
-    <w:p>
-      <w:r>
-        <w:t xml:space="preserve">Chọn từ gần nghĩa nhất.</w:t>
-      </w:r>
-    </w:p>
-    <w:p>
-      <w:r>
-        <w:t xml:space="preserve">1. The council will ADDRESS the problem. A solve/deal with B write C locate D announce.</w:t>
-      </w:r>
-    </w:p>
-    <w:p>
-      <w:r>
-        <w:t xml:space="preserve">2. The fee is NOMINAL. A very small B famous C optional D yearly.</w:t>
-      </w:r>
-    </w:p>
-    <w:p>
-      <w:r>
-        <w:t xml:space="preserve">3. The plan is FEASIBLE. A practical/possible B secret C expensive D completed.</w:t>
-      </w:r>
-    </w:p>
-    <w:p>
-      <w:r>
-        <w:t xml:space="preserve">4. The forest is VITAL to wildlife. A harmful B essential C similar D distant.</w:t>
-      </w:r>
-    </w:p>
-    <w:p>
-      <w:r>
-        <w:t xml:space="preserve">5. Sales DECLINED in winter. A were refused B decreased C changed ownership D stopped forever.</w:t>
-      </w:r>
-    </w:p>
-    <w:p>
-      <w:r>
-        <w:t xml:space="preserve">6. The rule was ABOLISHED. A explained B removed officially C repeated D strengthened.</w:t>
-      </w:r>
-    </w:p>
-    <w:p>
-      <w:r>
-        <w:t xml:space="preserve">7. The app ENABLES users to track spending. A prevents B allows C advises D pays.</w:t>
-      </w:r>
-    </w:p>
-    <w:p>
-      <w:r>
-        <w:t xml:space="preserve">8. The results were CONSISTENT across groups. A similar/stable B hidden C incorrect D surprising.</w:t>
-      </w:r>
-    </w:p>
-    <w:p>
-      <w:r>
-        <w:t xml:space="preserve">9. The course COMMENCES in June. A ends B begins C pauses D changes.</w:t>
-      </w:r>
-    </w:p>
-    <w:p>
-      <w:r>
-        <w:t xml:space="preserve">10. Residents ENDORSED the proposal. A supported B designed C misunderstood D postponed.</w:t>
-      </w:r>
-    </w:p>
-    <w:p>
-      <w:r>
-        <w:t xml:space="preserve"/>
-      </w:r>
-    </w:p>
-    <w:p>
-      <w:r>
-        <w:rPr>
-          <w:b/>
-        </w:rPr>
-        <w:t xml:space="preserve">PHẦN 5. ANTONYM TRONG NGỮ CẢNH (10 điểm)</w:t>
-      </w:r>
-    </w:p>
-    <w:p>
-      <w:r>
-        <w:t xml:space="preserve">1. abundant A plentiful B scarce C useful D natural. 2. mandatory A optional B official C necessary D legal. 3. expand A improve B contract C include D describe. 4. permanent A stable B temporary C strong D modern. 5. prohibit A permit B prevent C limit D advise. 6. complex A difficult B simple C complete D flexible. 7. visible A bright B hidden C distant D clear. 8. accurate A precise B inaccurate C current D brief. 9. frequently A regularly B rarely C quickly D usually. 10. beneficial A helpful B harmful C important D effective.</w:t>
-      </w:r>
-    </w:p>
-    <w:p>
-      <w:r>
-        <w:t xml:space="preserve"/>
-      </w:r>
-    </w:p>
-    <w:p>
-      <w:r>
-        <w:rPr>
-          <w:b/>
-        </w:rPr>
-        <w:t xml:space="preserve">PHẦN 6. KIỂM TRA PARAPHRASE CÂU (10 điểm)</w:t>
-      </w:r>
-    </w:p>
-    <w:p>
-      <w:r>
-        <w:t xml:space="preserve">Chọn phương án giữ nguyên nghĩa.</w:t>
-      </w:r>
-    </w:p>
-    <w:p>
-      <w:r>
-        <w:t xml:space="preserve">1. Because the path was flooded, the walk was cancelled. A The flooded path caused the cancellation. B The path flooded after the walk. C Walking caused a flood. D The walk continued despite flooding.</w:t>
-      </w:r>
-    </w:p>
-    <w:p>
-      <w:r>
-        <w:t xml:space="preserve">2. Only registered members may borrow equipment. A Anyone may borrow it. B Borrowing equipment requires membership registration. C Members must buy equipment. D Registration is optional for borrowers.</w:t>
-      </w:r>
-    </w:p>
-    <w:p>
-      <w:r>
-        <w:t xml:space="preserve">3. The project may reduce energy use. A It will certainly eliminate energy use. B It has already reduced all energy use. C It could lower energy consumption. D Energy use prevents the project.</w:t>
-      </w:r>
-    </w:p>
-    <w:p>
-      <w:r>
-        <w:t xml:space="preserve">4. Despite being inexpensive, the device is reliable. A It is reliable because it is costly. B Although it is cheap, it works dependably. C It is neither cheap nor reliable. D Its low price makes it unreliable.</w:t>
-      </w:r>
-    </w:p>
-    <w:p>
-      <w:r>
-        <w:t xml:space="preserve">5. The museum did not reopen until May. A It reopened before May. B It remained closed before May. C It closed in May. D It never reopened.</w:t>
-      </w:r>
-    </w:p>
-    <w:p>
-      <w:r>
-        <w:t xml:space="preserve">6. Most participants completed the course. A Every participant finished. B More than half finished. C Few started. D Nobody left.</w:t>
-      </w:r>
-    </w:p>
-    <w:p>
-      <w:r>
-        <w:t xml:space="preserve">7. The company provided employees with training. A Employees trained the company. B Training was given to employees. C Employees paid for the company. D Training was forbidden.</w:t>
-      </w:r>
-    </w:p>
-    <w:p>
-      <w:r>
-        <w:t xml:space="preserve">8. Unless you book in advance, a place cannot be guaranteed. A Booking early guarantees nothing. B A place is guaranteed without booking. C Advance booking is necessary for a guaranteed place. D Everyone receives a place.</w:t>
-      </w:r>
-    </w:p>
-    <w:p>
-      <w:r>
-        <w:t xml:space="preserve">9. The second method is less costly than the first. A Both cost the same. B The first is cheaper. C The second is cheaper. D Neither has a cost.</w:t>
-      </w:r>
-    </w:p>
-    <w:p>
-      <w:r>
-        <w:t xml:space="preserve">10. The report recommends improving bus frequency. A It advises running buses more often. B It demands fewer buses. C It reports that buses stopped. D It recommends higher fares.</w:t>
-      </w:r>
-    </w:p>
-    <w:p>
-      <w:r>
-        <w:t xml:space="preserve"/>
-      </w:r>
-    </w:p>
-    <w:p>
-      <w:r>
-        <w:rPr>
-          <w:b/>
-        </w:rPr>
-        <w:t xml:space="preserve">PHẦN 7. PHÁT HIỆN PARAPHRASE SAI (10 điểm)</w:t>
-      </w:r>
-    </w:p>
-    <w:p>
-      <w:r>
-        <w:t xml:space="preserve">Ghi Đ/S; nếu sai, chỉ ra phần nghĩa bị thay đổi.</w:t>
-      </w:r>
-    </w:p>
-    <w:p>
-      <w:r>
-        <w:t xml:space="preserve">1. Original: Some residents work from home. Paraphrase: All residents work from home. 2. The change can improve safety. / The change may make conditions safer. 3. Students must submit by Friday. / Students may submit after Friday. 4. The event was delayed due to rain. / Rain caused the event to be postponed. 5. Few people opposed the plan. / A small number objected to it. 6. The service is available only on weekdays. / It is available every day. 7. Prices have remained stable. / Prices have not changed significantly. 8. The centre was built by volunteers. / The centre built volunteers. 9. Walking is cheaper than taking a taxi. / Taking a taxi costs more than walking. 10. The device is unlikely to fail. / The device will definitely never fail.</w:t>
-      </w:r>
-    </w:p>
-    <w:p>
-      <w:r>
-        <w:t xml:space="preserve"/>
-      </w:r>
-    </w:p>
-    <w:p>
-      <w:r>
-        <w:rPr>
-          <w:b/>
-        </w:rPr>
-        <w:t xml:space="preserve">PHẦN 8. ĐỌC HIỂU 1 – TỪ TRONG NGỮ CẢNH (10 điểm)</w:t>
-      </w:r>
-    </w:p>
-    <w:p>
-      <w:r>
-        <w:t xml:space="preserve">The town introduced compact “pocket parks” on several unused plots. Although these spaces are modest in size, they contain benches, shade trees and native flowers. They provide nearby residents with convenient places to rest without requiring large areas of land. The first park proved popular, prompting the council to establish three more. Maintenance is shared by council workers and neighbourhood volunteers. This arrangement keeps costs manageable and encourages residents to care for the spaces. The parks are not intended to replace large public gardens; rather, they complement them by bringing greenery closer to people's homes.</w:t>
-      </w:r>
-    </w:p>
-    <w:p>
-      <w:r>
-        <w:t xml:space="preserve">1. compact closest means A small B crowded C expensive D empty. 2. modest in size means A enormous B relatively small C private D unfinished. 3. prompting means A causing/encouraging B preventing C delaying D hiding. 4. establish means A close B create C visit D measure. 5. arrangement refers to A unused land B shared maintenance C flower type D park size. 6. manageable closest means A controllable/affordable B impossible C rising D unknown. 7. intended means A designed B forced C repaired D sold. 8. replace means A take the place of B stand beside C copy D damage. 9. rather signals A correction/contrast B result C example D cause. 10. complement means A compete with B add value to C remove D become identical to.</w:t>
-      </w:r>
-    </w:p>
-    <w:p>
-      <w:r>
-        <w:t xml:space="preserve"/>
-      </w:r>
-    </w:p>
-    <w:p>
-      <w:r>
-        <w:rPr>
-          <w:b/>
-        </w:rPr>
-        <w:t xml:space="preserve">PHẦN 9. ĐỌC HIỂU 2 – PARAPHRASE DẠNG ĐỀ THI (10 điểm)</w:t>
-      </w:r>
-    </w:p>
-    <w:p>
-      <w:r>
-        <w:t xml:space="preserve">A school trial replaced traditional homework on one evening each week with independent reading. Students could choose any suitable book and were asked to read for at least thirty minutes. Teachers did not grade the reading, but students kept brief records of what they had completed. After ten weeks, library borrowing had increased, and many students reported that reading felt less like an obligation. However, the trial did not improve attitudes among every participant. Some preferred structured tasks and found choosing a book difficult. The school therefore decided to continue the programme while offering recommendation lists and guidance for those who needed them.</w:t>
-      </w:r>
-    </w:p>
-    <w:p>
-      <w:r>
-        <w:t xml:space="preserve">1. “traditional” closest A usual B modern C optional D difficult. 2. “obligation” closest A hobby B duty C reward D ability. 3. “structured” closest A clearly organised B unmarked C creative D short. 4. “them” refers to A tasks B recommendation lists C participants needing support D books only. 5. Best paraphrase of sentence 2? A Students selected an appropriate book and read no less than half an hour. B Teachers chose one book for all. C Reading over thirty hours was required. D Any material was accepted without limits. 6. Best paraphrase of “Teachers did not grade…”? A Records were assessed strictly. B Reading was ungraded, although completion was briefly recorded. C Students received no books. D Teachers ignored the trial. 7. Which changes meaning? A Borrowing rose. B More library books were borrowed. C Every student began borrowing books. D Library use increased. 8. Why continue with guidance? A To end choice B To support students who struggled to select books C To grade everyone D To reduce reading time. 9. “not every participant” means A no participants B some but not all C all D only teachers. 10. Best summary? A Choice-based reading had benefits but some learners needed selection support. B Homework is always harmful. C All students preferred reading. D Libraries replaced teachers.</w:t>
-      </w:r>
-    </w:p>
-    <w:p>
-      <w:r>
-        <w:t xml:space="preserve"/>
-      </w:r>
-    </w:p>
-    <w:p>
-      <w:r>
-        <w:rPr>
-          <w:b/>
-        </w:rPr>
-        <w:t xml:space="preserve">PHẦN 10. TẠO NGỮ CẢNH VÀ PARAPHRASE (10 điểm)</w:t>
-      </w:r>
-    </w:p>
-    <w:p>
-      <w:r>
-        <w:t xml:space="preserve">Viết đoạn 110–130 từ về một thay đổi tích cực tại trường hoặc cộng đồng. Chọn 5 từ/cụm từ trong đoạn và tạo câu hỏi: hai closest in meaning, một opposite in meaning và hai câu paraphrase. Mỗi câu có bốn phương án; ghi đáp án và giải thích dấu hiệu ngữ cảnh hoặc “xương nghĩa”.</w:t>
-      </w:r>
-    </w:p>
-    <w:p>
-      <w:r>
-        <w:t xml:space="preserve"/>
-      </w:r>
-    </w:p>
-    <w:p>
-      <w:r>
-        <w:rPr>
-          <w:b/>
-        </w:rPr>
-        <w:t xml:space="preserve">ĐÁP ÁN – BÀI TẬP NGÀY 91</w:t>
-      </w:r>
-    </w:p>
-    <w:p>
-      <w:r>
-        <w:t xml:space="preserve">PHẦN 1: 1D; 2C; 3R; 4E; 5W; 6D; 7C; 8R; 9E; 10R.</w:t>
-      </w:r>
-    </w:p>
-    <w:p>
-      <w:r>
-        <w:t xml:space="preserve">PHẦN 2: 1B; 2A; 3B; 4A; 5B; 6B; 7B; 8A; 9A; 10C.</w:t>
-      </w:r>
-    </w:p>
-    <w:p>
-      <w:r>
-        <w:t xml:space="preserve">PHẦN 3: 1A; 2B; 3C; 4A; 5C; 6B; 7A; 8B; 9B; 10A.</w:t>
-      </w:r>
-    </w:p>
-    <w:p>
-      <w:r>
-        <w:t xml:space="preserve">PHẦN 4: 1A; 2A; 3A; 4B; 5B; 6B; 7B; 8A; 9B; 10A.</w:t>
-      </w:r>
-    </w:p>
-    <w:p>
-      <w:r>
-        <w:t xml:space="preserve">PHẦN 5: 1B; 2A; 3B; 4B; 5A; 6B; 7B; 8B; 9B; 10B.</w:t>
-      </w:r>
-    </w:p>
-    <w:p>
-      <w:r>
-        <w:t xml:space="preserve">PHẦN 6: 1A; 2B; 3C; 4B; 5B; 6B; 7B; 8C; 9C; 10A.</w:t>
-      </w:r>
-    </w:p>
-    <w:p>
-      <w:r>
-        <w:t xml:space="preserve">PHẦN 7: 1S (some→all); 2Đ; 3S (must/by Friday→may/after); 4Đ; 5Đ; 6S (weekdays→every day); 7Đ; 8S (đảo chủ thể–đối tượng); 9Đ; 10S (unlikely→definitely never).</w:t>
-      </w:r>
-    </w:p>
-    <w:p>
-      <w:r>
-        <w:t xml:space="preserve">PHẦN 8: 1A; 2B; 3A; 4B; 5B; 6A; 7A; 8A; 9A; 10B.</w:t>
-      </w:r>
-    </w:p>
-    <w:p>
-      <w:r>
-        <w:t xml:space="preserve">PHẦN 9: 1A; 2B; 3A; 4C; 5A; 6B; 7C; 8B; 9B; 10A.</w:t>
-      </w:r>
-    </w:p>
-    <w:p>
-      <w:r>
-        <w:t xml:space="preserve">PHẦN 10: Chấp nhận bài khác nếu đủ độ dài, năm câu đúng loại, phương án không mơ hồ và giải thích dựa trên ngữ cảnh.</w:t>
-      </w:r>
-    </w:p>
-    <w:p>
-      <w:r>
-        <w:rPr>
-          <w:b/>
-        </w:rPr>
-        <w:t xml:space="preserve">BÀI MẪU (122 từ)</w:t>
-      </w:r>
-    </w:p>
-    <w:p>
-      <w:r>
-        <w:t xml:space="preserve">Our school recently converted an unused room into a peer-learning centre. The centre is accessible to all students during lunch and after classes. Volunteer tutors provide brief support in subjects they understand well, but they do not complete assignments for other learners. This restriction encourages students to become more independent. The service was initially available only twice a week; however, strong demand prompted the school to extend it to four afternoons. Sessions remain informal, so learners do not need to make an appointment unless they want help with a specialised topic. Teachers have welcomed the change because it complements classroom instruction and gives quieter students another way to ask questions. The centre has therefore become a valuable addition to school life.</w:t>
-      </w:r>
-    </w:p>
-    <w:p>
-      <w:r>
-        <w:t xml:space="preserve">Câu hỏi mẫu: 1 accessible closest meaning? A available B hidden C expensive D distant. 2 prompted closest? A caused B prevented C delayed D measured. 3 opposite of informal? A friendly B formal C helpful D brief. 4 Paraphrase “they do not complete assignments…”? A Tutors guide learners but will not do their work for them. B Tutors finish all tasks. C Learners teach tutors. D Assignments are banned. 5 Paraphrase sentence about schedule? A Demand led the school to increase opening days. B The centre closed after two weeks. C Demand fell. D It opens every day.</w:t>
-      </w:r>
-    </w:p>
-    <w:p>
-      <w:r>
-        <w:rPr>
-          <w:b/>
-        </w:rPr>
-        <w:t xml:space="preserve">Đáp án mẫu: 1A (accessible to all = available for everyone); 2A (demand caused extension); 3B; 4A (giữ chủ thể và giới hạn hỗ trợ); 5A (twice → four afternoons because of demand).</w:t>
-      </w:r>
-    </w:p>
-    <w:p>
-      <w:r>
-        <w:t xml:space="preserve">Gợi ý chấm phần 10: đoạn văn 3 điểm; đủ năm dạng 3 điểm; đáp án 2 điểm; giải thích 2 điểm.</w:t>
-      </w:r>
+      <w:pPr>
+        <w:rPr>
+          <w:color w:val="000000"/>
+        </w:rPr>
+      </w:pPr>
+      <w:r>
+        <w:rPr>
+          <w:b/>
+          <w:color w:val="000000"/>
+        </w:rPr>
+        <w:t>BÀI TẬP NGÀY 91: TỪ VỰNG TRONG NGỮ CẢNH VÀ DIỄN ĐẠT TƯƠNG ĐƯƠNG</w:t>
+      </w:r>
+    </w:p>
+    <w:p>
+      <w:pPr>
+        <w:rPr>
+          <w:color w:val="000000"/>
+        </w:rPr>
+      </w:pPr>
+      <w:r>
+        <w:rPr>
+          <w:color w:val="000000"/>
+        </w:rPr>
+        <w:t>Tổng điểm: 100 điểm – Mỗi phần 10 điểm</w:t>
+      </w:r>
+    </w:p>
+    <w:p>
+      <w:pPr>
+        <w:rPr>
+          <w:color w:val="000000"/>
+        </w:rPr>
+      </w:pPr>
+    </w:p>
+    <w:p>
+      <w:pPr>
+        <w:keepNext/>
+        <w:spacing w:before="60" w:after="80"/>
+        <w:rPr>
+          <w:b/>
+          <w:color w:val="000000"/>
+        </w:rPr>
+      </w:pPr>
+      <w:r>
+        <w:rPr>
+          <w:b/>
+          <w:color w:val="000000"/>
+        </w:rPr>
+        <w:t>PHẦN 1. NHẬN DIỆN MANH MỐI NGỮ CẢNH (10 điểm)</w:t>
+      </w:r>
+    </w:p>
+    <w:p>
+      <w:pPr>
+        <w:rPr>
+          <w:color w:val="000000"/>
+        </w:rPr>
+      </w:pPr>
+      <w:r>
+        <w:rPr>
+          <w:color w:val="000000"/>
+        </w:rPr>
+        <w:t>Ghi D (definition), E (example), C (contrast), R (reason/result) hoặc W (word formation).</w:t>
+      </w:r>
+    </w:p>
+    <w:p>
+      <w:pPr>
+        <w:spacing w:before="80" w:after="120"/>
+        <w:rPr>
+          <w:color w:val="000000"/>
+        </w:rPr>
+      </w:pPr>
+      <w:r>
+        <w:rPr>
+          <w:color w:val="000000"/>
+        </w:rPr>
+        <w:t>1. Arboreal animals, which live mainly in trees, need strong limbs. 2. Unlike the fragile cup, this container is durable. 3. The road was congested, so traffic moved very slowly. 4. Aquatic plants, such as water lilies, grow in or near water. 5. The device is reusable; the prefix re- suggests repeated use. 6. The soil was arid—that is, extremely dry. 7. While Tom was reluctant, Mai was eager to volunteer. 8. She whispered because she did not want to wake the baby. 9. Pollinators, including bees and butterflies, help plants reproduce. 10. The instructions were unclear; consequently, many users made mistakes.</w:t>
+      </w:r>
+    </w:p>
+    <w:p>
+      <w:pPr>
+        <w:rPr>
+          <w:color w:val="000000"/>
+        </w:rPr>
+      </w:pPr>
+    </w:p>
+    <w:p>
+      <w:pPr>
+        <w:keepNext/>
+        <w:spacing w:before="240" w:after="80"/>
+        <w:rPr>
+          <w:b/>
+          <w:color w:val="000000"/>
+        </w:rPr>
+      </w:pPr>
+      <w:r>
+        <w:rPr>
+          <w:b/>
+          <w:color w:val="000000"/>
+        </w:rPr>
+        <w:t>PHẦN 2. ĐOÁN NGHĨA QUA ĐỊNH NGHĨA/VÍ DỤ (10 điểm)</w:t>
+      </w:r>
+    </w:p>
+    <w:p>
+      <w:pPr>
+        <w:spacing w:before="80" w:after="120"/>
+        <w:rPr>
+          <w:color w:val="000000"/>
+        </w:rPr>
+      </w:pPr>
+      <w:r>
+        <w:rPr>
+          <w:color w:val="000000"/>
+        </w:rPr>
+        <w:t>1. “Bilingual, able to use two languages” means A silent B two-language C foreign D formal.</w:t>
+      </w:r>
+    </w:p>
+    <w:p>
+      <w:pPr>
+        <w:spacing w:before="120" w:after="120"/>
+        <w:rPr>
+          <w:color w:val="000000"/>
+        </w:rPr>
+      </w:pPr>
+      <w:r>
+        <w:rPr>
+          <w:color w:val="000000"/>
+        </w:rPr>
+        <w:t>2. “Edible plants such as spinach and carrots” means A safe to eat B difficult to grow C colourful D rare.</w:t>
+      </w:r>
+    </w:p>
+    <w:p>
+      <w:pPr>
+        <w:spacing w:before="120" w:after="120"/>
+        <w:rPr>
+          <w:color w:val="000000"/>
+        </w:rPr>
+      </w:pPr>
+      <w:r>
+        <w:rPr>
+          <w:color w:val="000000"/>
+        </w:rPr>
+        <w:t>3. “A pedestrian—a person travelling on foot” means A driver B walker C passenger D cyclist.</w:t>
+      </w:r>
+    </w:p>
+    <w:p>
+      <w:pPr>
+        <w:spacing w:before="120" w:after="120"/>
+        <w:rPr>
+          <w:color w:val="000000"/>
+        </w:rPr>
+      </w:pPr>
+      <w:r>
+        <w:rPr>
+          <w:color w:val="000000"/>
+        </w:rPr>
+        <w:t>4. “Renewable resources, including wind and sunlight” are A naturally replaced B expensive only C underground D limited forever.</w:t>
+      </w:r>
+    </w:p>
+    <w:p>
+      <w:pPr>
+        <w:spacing w:before="120" w:after="120"/>
+        <w:rPr>
+          <w:color w:val="000000"/>
+        </w:rPr>
+      </w:pPr>
+      <w:r>
+        <w:rPr>
+          <w:color w:val="000000"/>
+        </w:rPr>
+        <w:t>5. “Transparent material allows light to pass through it” means A rough B clear C heavy D flexible.</w:t>
+      </w:r>
+    </w:p>
+    <w:p>
+      <w:pPr>
+        <w:spacing w:before="120" w:after="120"/>
+        <w:rPr>
+          <w:color w:val="000000"/>
+        </w:rPr>
+      </w:pPr>
+      <w:r>
+        <w:rPr>
+          <w:color w:val="000000"/>
+        </w:rPr>
+        <w:t>6. “Domestic tasks such as cooking and cleaning” are related to A travel B home C school D sport.</w:t>
+      </w:r>
+    </w:p>
+    <w:p>
+      <w:pPr>
+        <w:spacing w:before="120" w:after="120"/>
+        <w:rPr>
+          <w:color w:val="000000"/>
+        </w:rPr>
+      </w:pPr>
+      <w:r>
+        <w:rPr>
+          <w:color w:val="000000"/>
+        </w:rPr>
+        <w:t>7. “A drought, a long period with little or no rain” means A storm B dry period C flood D winter.</w:t>
+      </w:r>
+    </w:p>
+    <w:p>
+      <w:pPr>
+        <w:spacing w:before="120" w:after="120"/>
+        <w:rPr>
+          <w:color w:val="000000"/>
+        </w:rPr>
+      </w:pPr>
+      <w:r>
+        <w:rPr>
+          <w:color w:val="000000"/>
+        </w:rPr>
+        <w:t>8. “Portable equipment can be carried easily” means A movable B permanent C dangerous D powerful.</w:t>
+      </w:r>
+    </w:p>
+    <w:p>
+      <w:pPr>
+        <w:spacing w:before="120" w:after="120"/>
+        <w:rPr>
+          <w:color w:val="000000"/>
+        </w:rPr>
+      </w:pPr>
+      <w:r>
+        <w:rPr>
+          <w:color w:val="000000"/>
+        </w:rPr>
+        <w:t>9. “Public amenities, for example parks and libraries” are A community facilities B private profits C natural disasters D traffic rules.</w:t>
+      </w:r>
+    </w:p>
+    <w:p>
+      <w:pPr>
+        <w:spacing w:before="120" w:after="120"/>
+        <w:rPr>
+          <w:color w:val="000000"/>
+        </w:rPr>
+      </w:pPr>
+      <w:r>
+        <w:rPr>
+          <w:color w:val="000000"/>
+        </w:rPr>
+        <w:t>10. “To evacuate means to leave a dangerous place” means A enter B protect C leave D repair.</w:t>
+      </w:r>
+    </w:p>
+    <w:p>
+      <w:pPr>
+        <w:rPr>
+          <w:color w:val="000000"/>
+        </w:rPr>
+      </w:pPr>
+    </w:p>
+    <w:p>
+      <w:pPr>
+        <w:keepNext/>
+        <w:spacing w:before="240" w:after="80"/>
+        <w:rPr>
+          <w:b/>
+          <w:color w:val="000000"/>
+        </w:rPr>
+      </w:pPr>
+      <w:r>
+        <w:rPr>
+          <w:b/>
+          <w:color w:val="000000"/>
+        </w:rPr>
+        <w:t>PHẦN 3. ĐOÁN NGHĨA QUA TƯƠNG PHẢN/KẾT QUẢ (10 điểm)</w:t>
+      </w:r>
+    </w:p>
+    <w:p>
+      <w:pPr>
+        <w:spacing w:before="80" w:after="120"/>
+        <w:rPr>
+          <w:color w:val="000000"/>
+        </w:rPr>
+      </w:pPr>
+      <w:r>
+        <w:rPr>
+          <w:color w:val="000000"/>
+        </w:rPr>
+        <w:t>1. The old process was wasteful, but the new one is efficient. Efficient = A productive with little waste B costly C slow D traditional.</w:t>
+      </w:r>
+    </w:p>
+    <w:p>
+      <w:pPr>
+        <w:spacing w:before="120" w:after="120"/>
+        <w:rPr>
+          <w:color w:val="000000"/>
+        </w:rPr>
+      </w:pPr>
+      <w:r>
+        <w:rPr>
+          <w:color w:val="000000"/>
+        </w:rPr>
+        <w:lastRenderedPageBreak/>
+        <w:t>2. Mai was hesitant at first; however, she soon became confident. Hesitant = A certain B unsure C excited D careless.</w:t>
+      </w:r>
+    </w:p>
+    <w:p>
+      <w:pPr>
+        <w:spacing w:before="120" w:after="120"/>
+        <w:rPr>
+          <w:color w:val="000000"/>
+        </w:rPr>
+      </w:pPr>
+      <w:r>
+        <w:rPr>
+          <w:color w:val="000000"/>
+        </w:rPr>
+        <w:t>3. Water was scarce, so each family received only a small amount. Scarce = A clean B abundant C limited D free.</w:t>
+      </w:r>
+    </w:p>
+    <w:p>
+      <w:pPr>
+        <w:spacing w:before="120" w:after="120"/>
+        <w:rPr>
+          <w:color w:val="000000"/>
+        </w:rPr>
+      </w:pPr>
+      <w:r>
+        <w:rPr>
+          <w:color w:val="000000"/>
+        </w:rPr>
+        <w:t>4. The noise gradually subsided, and the room became quiet. Subsided = A decreased B spread C returned D began.</w:t>
+      </w:r>
+    </w:p>
+    <w:p>
+      <w:pPr>
+        <w:spacing w:before="120" w:after="120"/>
+        <w:rPr>
+          <w:color w:val="000000"/>
+        </w:rPr>
+      </w:pPr>
+      <w:r>
+        <w:rPr>
+          <w:color w:val="000000"/>
+        </w:rPr>
+        <w:t>5. The medicine alleviated his pain, so he could sleep. Alleviated = A caused B measured C reduced D hid.</w:t>
+      </w:r>
+    </w:p>
+    <w:p>
+      <w:pPr>
+        <w:spacing w:before="120" w:after="120"/>
+        <w:rPr>
+          <w:color w:val="000000"/>
+        </w:rPr>
+      </w:pPr>
+      <w:r>
+        <w:rPr>
+          <w:color w:val="000000"/>
+        </w:rPr>
+        <w:t>6. Unlike the temporary stage, the main building is permanent. Temporary = A lasting B short-term C modern D wooden.</w:t>
+      </w:r>
+    </w:p>
+    <w:p>
+      <w:pPr>
+        <w:spacing w:before="120" w:after="120"/>
+        <w:rPr>
+          <w:color w:val="000000"/>
+        </w:rPr>
+      </w:pPr>
+      <w:r>
+        <w:rPr>
+          <w:color w:val="000000"/>
+        </w:rPr>
+        <w:t>7. Her explanation was vague, whereas the diagram was precise. Vague = A unclear B exact C brief D visual.</w:t>
+      </w:r>
+    </w:p>
+    <w:p>
+      <w:pPr>
+        <w:spacing w:before="120" w:after="120"/>
+        <w:rPr>
+          <w:color w:val="000000"/>
+        </w:rPr>
+      </w:pPr>
+      <w:r>
+        <w:rPr>
+          <w:color w:val="000000"/>
+        </w:rPr>
+        <w:t>8. The bridge deteriorated after years without maintenance and became unsafe. Deteriorated = A improved B weakened C expanded D opened.</w:t>
+      </w:r>
+    </w:p>
+    <w:p>
+      <w:pPr>
+        <w:spacing w:before="120" w:after="120"/>
+        <w:rPr>
+          <w:color w:val="000000"/>
+        </w:rPr>
+      </w:pPr>
+      <w:r>
+        <w:rPr>
+          <w:color w:val="000000"/>
+        </w:rPr>
+        <w:t>9. He spoke cautiously because the information had not been confirmed. Cautiously = A carelessly B carefully C loudly D immediately.</w:t>
+      </w:r>
+    </w:p>
+    <w:p>
+      <w:pPr>
+        <w:spacing w:before="120" w:after="120"/>
+        <w:rPr>
+          <w:color w:val="000000"/>
+        </w:rPr>
+      </w:pPr>
+      <w:r>
+        <w:rPr>
+          <w:color w:val="000000"/>
+        </w:rPr>
+        <w:t>10. Demand surged after the product appeared online, and orders tripled. Surged = A rose sharply B disappeared C stayed stable D fell slowly.</w:t>
+      </w:r>
+    </w:p>
+    <w:p>
+      <w:pPr>
+        <w:rPr>
+          <w:color w:val="000000"/>
+        </w:rPr>
+      </w:pPr>
+    </w:p>
+    <w:p>
+      <w:pPr>
+        <w:keepNext/>
+        <w:spacing w:before="240" w:after="80"/>
+        <w:rPr>
+          <w:b/>
+          <w:color w:val="000000"/>
+        </w:rPr>
+      </w:pPr>
+      <w:r>
+        <w:rPr>
+          <w:b/>
+          <w:color w:val="000000"/>
+        </w:rPr>
+        <w:t>PHẦN 4. SYNONYM TRONG NGỮ CẢNH (10 điểm)</w:t>
+      </w:r>
+    </w:p>
+    <w:p>
+      <w:pPr>
+        <w:rPr>
+          <w:color w:val="000000"/>
+        </w:rPr>
+      </w:pPr>
+      <w:r>
+        <w:rPr>
+          <w:color w:val="000000"/>
+        </w:rPr>
+        <w:t>Chọn từ gần nghĩa nhất.</w:t>
+      </w:r>
+    </w:p>
+    <w:p>
+      <w:pPr>
+        <w:spacing w:before="80" w:after="120"/>
+        <w:rPr>
+          <w:color w:val="000000"/>
+        </w:rPr>
+      </w:pPr>
+      <w:r>
+        <w:rPr>
+          <w:color w:val="000000"/>
+        </w:rPr>
+        <w:t>1. The council will ADDRESS the problem. A solve/deal with B write C locate D announce.</w:t>
+      </w:r>
+    </w:p>
+    <w:p>
+      <w:pPr>
+        <w:spacing w:before="120" w:after="120"/>
+        <w:rPr>
+          <w:color w:val="000000"/>
+        </w:rPr>
+      </w:pPr>
+      <w:r>
+        <w:rPr>
+          <w:color w:val="000000"/>
+        </w:rPr>
+        <w:t>2. The fee is NOMINAL. A very small B famous C optional D yearly.</w:t>
+      </w:r>
+    </w:p>
+    <w:p>
+      <w:pPr>
+        <w:spacing w:before="120" w:after="120"/>
+        <w:rPr>
+          <w:color w:val="000000"/>
+        </w:rPr>
+      </w:pPr>
+      <w:r>
+        <w:rPr>
+          <w:color w:val="000000"/>
+        </w:rPr>
+        <w:t>3. The plan is FEASIBLE. A practical/possible B secret C expensive D completed.</w:t>
+      </w:r>
+    </w:p>
+    <w:p>
+      <w:pPr>
+        <w:spacing w:before="120" w:after="120"/>
+        <w:rPr>
+          <w:color w:val="000000"/>
+        </w:rPr>
+      </w:pPr>
+      <w:r>
+        <w:rPr>
+          <w:color w:val="000000"/>
+        </w:rPr>
+        <w:t>4. The forest is VITAL to wildlife. A harmful B essential C similar D distant.</w:t>
+      </w:r>
+    </w:p>
+    <w:p>
+      <w:pPr>
+        <w:spacing w:before="120" w:after="120"/>
+        <w:rPr>
+          <w:color w:val="000000"/>
+        </w:rPr>
+      </w:pPr>
+      <w:r>
+        <w:rPr>
+          <w:color w:val="000000"/>
+        </w:rPr>
+        <w:t>5. Sales DECLINED in winter. A were refused B decreased C changed ownership D stopped forever.</w:t>
+      </w:r>
+    </w:p>
+    <w:p>
+      <w:pPr>
+        <w:spacing w:before="120" w:after="120"/>
+        <w:rPr>
+          <w:color w:val="000000"/>
+        </w:rPr>
+      </w:pPr>
+      <w:r>
+        <w:rPr>
+          <w:color w:val="000000"/>
+        </w:rPr>
+        <w:t>6. The rule was ABOLISHED. A explained B removed officially C repeated D strengthened.</w:t>
+      </w:r>
+    </w:p>
+    <w:p>
+      <w:pPr>
+        <w:spacing w:before="120" w:after="120"/>
+        <w:rPr>
+          <w:color w:val="000000"/>
+        </w:rPr>
+      </w:pPr>
+      <w:r>
+        <w:rPr>
+          <w:color w:val="000000"/>
+        </w:rPr>
+        <w:t>7. The app ENABLES users to track spending. A prevents B allows C advises D pays.</w:t>
+      </w:r>
+    </w:p>
+    <w:p>
+      <w:pPr>
+        <w:spacing w:before="120" w:after="120"/>
+        <w:rPr>
+          <w:color w:val="000000"/>
+        </w:rPr>
+      </w:pPr>
+      <w:r>
+        <w:rPr>
+          <w:color w:val="000000"/>
+        </w:rPr>
+        <w:t>8. The results were CONSISTENT across groups. A similar/stable B hidden C incorrect D surprising.</w:t>
+      </w:r>
+    </w:p>
+    <w:p>
+      <w:pPr>
+        <w:spacing w:before="120" w:after="120"/>
+        <w:rPr>
+          <w:color w:val="000000"/>
+        </w:rPr>
+      </w:pPr>
+      <w:r>
+        <w:rPr>
+          <w:color w:val="000000"/>
+        </w:rPr>
+        <w:t>9. The course COMMENCES in June. A ends B begins C pauses D changes.</w:t>
+      </w:r>
+    </w:p>
+    <w:p>
+      <w:pPr>
+        <w:spacing w:before="120" w:after="120"/>
+        <w:rPr>
+          <w:color w:val="000000"/>
+        </w:rPr>
+      </w:pPr>
+      <w:r>
+        <w:rPr>
+          <w:color w:val="000000"/>
+        </w:rPr>
+        <w:t>10. Residents ENDORSED the proposal. A supported B designed C misunderstood D postponed.</w:t>
+      </w:r>
+    </w:p>
+    <w:p>
+      <w:pPr>
+        <w:rPr>
+          <w:color w:val="000000"/>
+        </w:rPr>
+      </w:pPr>
+    </w:p>
+    <w:p>
+      <w:pPr>
+        <w:keepNext/>
+        <w:spacing w:before="240" w:after="80"/>
+        <w:rPr>
+          <w:b/>
+          <w:color w:val="000000"/>
+        </w:rPr>
+      </w:pPr>
+      <w:r>
+        <w:rPr>
+          <w:b/>
+          <w:color w:val="000000"/>
+        </w:rPr>
+        <w:lastRenderedPageBreak/>
+        <w:t>PHẦN 5. ANTONYM TRONG NGỮ CẢNH (10 điểm)</w:t>
+      </w:r>
+    </w:p>
+    <w:p>
+      <w:pPr>
+        <w:spacing w:before="80" w:after="120"/>
+        <w:rPr>
+          <w:color w:val="000000"/>
+        </w:rPr>
+      </w:pPr>
+      <w:r>
+        <w:rPr>
+          <w:color w:val="000000"/>
+        </w:rPr>
+        <w:t>1. abundant A plentiful B scarce C useful D natural. 2. mandatory A optional B official C necessary D legal. 3. expand A improve B contract C include D describe. 4. permanent A stable B temporary C strong D modern. 5. prohibit A permit B prevent C limit D advise. 6. complex A difficult B simple C complete D flexible. 7. visible A bright B hidden C distant D clear. 8. accurate A precise B inaccurate C current D brief. 9. frequently A regularly B rarely C quickly D usually. 10. beneficial A helpful B harmful C important D effective.</w:t>
+      </w:r>
+    </w:p>
+    <w:p>
+      <w:pPr>
+        <w:rPr>
+          <w:color w:val="000000"/>
+        </w:rPr>
+      </w:pPr>
+    </w:p>
+    <w:p>
+      <w:pPr>
+        <w:keepNext/>
+        <w:spacing w:before="240" w:after="80"/>
+        <w:rPr>
+          <w:b/>
+          <w:color w:val="000000"/>
+        </w:rPr>
+      </w:pPr>
+      <w:r>
+        <w:rPr>
+          <w:b/>
+          <w:color w:val="000000"/>
+        </w:rPr>
+        <w:t>PHẦN 6. KIỂM TRA PARAPHRASE CÂU (10 điểm)</w:t>
+      </w:r>
+    </w:p>
+    <w:p>
+      <w:pPr>
+        <w:rPr>
+          <w:color w:val="000000"/>
+        </w:rPr>
+      </w:pPr>
+      <w:r>
+        <w:rPr>
+          <w:color w:val="000000"/>
+        </w:rPr>
+        <w:t>Chọn phương án giữ nguyên nghĩa.</w:t>
+      </w:r>
+    </w:p>
+    <w:p>
+      <w:pPr>
+        <w:spacing w:before="80" w:after="120"/>
+        <w:rPr>
+          <w:color w:val="000000"/>
+        </w:rPr>
+      </w:pPr>
+      <w:r>
+        <w:rPr>
+          <w:color w:val="000000"/>
+        </w:rPr>
+        <w:t>1. Because the path was flooded, the walk was cancelled. A The flooded path caused the cancellation. B The path flooded after the walk. C Walking caused a flood. D The walk continued despite flooding.</w:t>
+      </w:r>
+    </w:p>
+    <w:p>
+      <w:pPr>
+        <w:spacing w:before="120" w:after="120"/>
+        <w:rPr>
+          <w:color w:val="000000"/>
+        </w:rPr>
+      </w:pPr>
+      <w:r>
+        <w:rPr>
+          <w:color w:val="000000"/>
+        </w:rPr>
+        <w:t>2. Only registered members may borrow equipment. A Anyone may borrow it. B Borrowing equipment requires membership registration. C Members must buy equipment. D Registration is optional for borrowers.</w:t>
+      </w:r>
+    </w:p>
+    <w:p>
+      <w:pPr>
+        <w:spacing w:before="120" w:after="120"/>
+        <w:rPr>
+          <w:color w:val="000000"/>
+        </w:rPr>
+      </w:pPr>
+      <w:r>
+        <w:rPr>
+          <w:color w:val="000000"/>
+        </w:rPr>
+        <w:t>3. The project may reduce energy use. A It will certainly eliminate energy use. B It has already reduced all energy use. C It could lower energy consumption. D Energy use prevents the project.</w:t>
+      </w:r>
+    </w:p>
+    <w:p>
+      <w:pPr>
+        <w:spacing w:before="120" w:after="120"/>
+        <w:rPr>
+          <w:color w:val="000000"/>
+        </w:rPr>
+      </w:pPr>
+      <w:r>
+        <w:rPr>
+          <w:color w:val="000000"/>
+        </w:rPr>
+        <w:t>4. Despite being inexpensive, the device is reliable. A It is reliable because it is costly. B Although it is cheap, it works dependably. C It is neither cheap nor reliable. D Its low price makes it unreliable.</w:t>
+      </w:r>
+    </w:p>
+    <w:p>
+      <w:pPr>
+        <w:spacing w:before="120" w:after="120"/>
+        <w:rPr>
+          <w:color w:val="000000"/>
+        </w:rPr>
+      </w:pPr>
+      <w:r>
+        <w:rPr>
+          <w:color w:val="000000"/>
+        </w:rPr>
+        <w:t>5. The museum did not reopen until May. A It reopened before May. B It remained closed before May. C It closed in May. D It never reopened.</w:t>
+      </w:r>
+    </w:p>
+    <w:p>
+      <w:pPr>
+        <w:spacing w:before="120" w:after="120"/>
+        <w:rPr>
+          <w:color w:val="000000"/>
+        </w:rPr>
+      </w:pPr>
+      <w:r>
+        <w:rPr>
+          <w:color w:val="000000"/>
+        </w:rPr>
+        <w:t>6. Most participants completed the course. A Every participant finished. B More than half finished. C Few started. D Nobody left.</w:t>
+      </w:r>
+    </w:p>
+    <w:p>
+      <w:pPr>
+        <w:spacing w:before="120" w:after="120"/>
+        <w:rPr>
+          <w:color w:val="000000"/>
+        </w:rPr>
+      </w:pPr>
+      <w:r>
+        <w:rPr>
+          <w:color w:val="000000"/>
+        </w:rPr>
+        <w:t>7. The company provided employees with training. A Employees trained the company. B Training was given to employees. C Employees paid for the company. D Training was forbidden.</w:t>
+      </w:r>
+    </w:p>
+    <w:p>
+      <w:pPr>
+        <w:spacing w:before="120" w:after="120"/>
+        <w:rPr>
+          <w:color w:val="000000"/>
+        </w:rPr>
+      </w:pPr>
+      <w:r>
+        <w:rPr>
+          <w:color w:val="000000"/>
+        </w:rPr>
+        <w:t>8. Unless you book in advance, a place cannot be guaranteed. A Booking early guarantees nothing. B A place is guaranteed without booking. C Advance booking is necessary for a guaranteed place. D Everyone receives a place.</w:t>
+      </w:r>
+    </w:p>
+    <w:p>
+      <w:pPr>
+        <w:spacing w:before="120" w:after="120"/>
+        <w:rPr>
+          <w:color w:val="000000"/>
+        </w:rPr>
+      </w:pPr>
+      <w:r>
+        <w:rPr>
+          <w:color w:val="000000"/>
+        </w:rPr>
+        <w:t>9. The second method is less costly than the first. A Both cost the same. B The first is cheaper. C The second is cheaper. D Neither has a cost.</w:t>
+      </w:r>
+    </w:p>
+    <w:p>
+      <w:pPr>
+        <w:spacing w:before="120" w:after="120"/>
+        <w:rPr>
+          <w:color w:val="000000"/>
+        </w:rPr>
+      </w:pPr>
+      <w:r>
+        <w:rPr>
+          <w:color w:val="000000"/>
+        </w:rPr>
+        <w:t>10. The report recommends improving bus frequency. A It advises running buses more often. B It demands fewer buses. C It reports that buses stopped. D It recommends higher fares.</w:t>
+      </w:r>
+    </w:p>
+    <w:p>
+      <w:pPr>
+        <w:rPr>
+          <w:color w:val="000000"/>
+        </w:rPr>
+      </w:pPr>
+    </w:p>
+    <w:p>
+      <w:pPr>
+        <w:keepNext/>
+        <w:spacing w:before="240" w:after="80"/>
+        <w:rPr>
+          <w:b/>
+          <w:color w:val="000000"/>
+        </w:rPr>
+      </w:pPr>
+      <w:r>
+        <w:rPr>
+          <w:b/>
+          <w:color w:val="000000"/>
+        </w:rPr>
+        <w:lastRenderedPageBreak/>
+        <w:t>PHẦN 7. PHÁT HIỆN PARAPHRASE SAI (10 điểm)</w:t>
+      </w:r>
+    </w:p>
+    <w:p>
+      <w:pPr>
+        <w:rPr>
+          <w:color w:val="000000"/>
+        </w:rPr>
+      </w:pPr>
+      <w:r>
+        <w:rPr>
+          <w:color w:val="000000"/>
+        </w:rPr>
+        <w:t>Ghi Đ/S; nếu sai, chỉ ra phần nghĩa bị thay đổi.</w:t>
+      </w:r>
+    </w:p>
+    <w:p>
+      <w:pPr>
+        <w:spacing w:before="80" w:after="120"/>
+        <w:rPr>
+          <w:color w:val="000000"/>
+        </w:rPr>
+      </w:pPr>
+      <w:r>
+        <w:rPr>
+          <w:color w:val="000000"/>
+        </w:rPr>
+        <w:t>1. Original: Some residents work from home. Paraphrase: All residents work from home. 2. The change can improve safety. / The change may make conditions safer. 3. Students must submit by Friday. / Students may submit after Friday. 4. The event was delayed due to rain. / Rain caused the event to be postponed. 5. Few people opposed the plan. / A small number objected to it. 6. The service is available only on weekdays. / It is available every day. 7. Prices have remained stable. / Prices have not changed significantly. 8. The centre was built by volunteers. / The centre built volunteers. 9. Walking is cheaper than taking a taxi. / Taking a taxi costs more than walking. 10. The device is unlikely to fail. / The device will definitely never fail.</w:t>
+      </w:r>
+    </w:p>
+    <w:p>
+      <w:pPr>
+        <w:rPr>
+          <w:color w:val="000000"/>
+        </w:rPr>
+      </w:pPr>
+    </w:p>
+    <w:p>
+      <w:pPr>
+        <w:keepNext/>
+        <w:spacing w:before="240" w:after="80"/>
+        <w:rPr>
+          <w:b/>
+          <w:color w:val="000000"/>
+        </w:rPr>
+      </w:pPr>
+      <w:r>
+        <w:rPr>
+          <w:b/>
+          <w:color w:val="000000"/>
+        </w:rPr>
+        <w:t>PHẦN 8. ĐỌC HIỂU 1 – TỪ TRONG NGỮ CẢNH (10 điểm)</w:t>
+      </w:r>
+    </w:p>
+    <w:p>
+      <w:pPr>
+        <w:rPr>
+          <w:color w:val="000000"/>
+        </w:rPr>
+      </w:pPr>
+      <w:r>
+        <w:rPr>
+          <w:color w:val="000000"/>
+        </w:rPr>
+        <w:t>The town introduced compact “pocket parks” on several unused plots. Although these spaces are modest in size, they contain benches, shade trees and native flowers. They provide nearby residents with convenient places to rest without requiring large areas of land. The first park proved popular, prompting the council to establish three more. Maintenance is shared by council workers and neighbourhood volunteers. This arrangement keeps costs manageable and encourages residents to care for the spaces. The parks are not intended to replace large public gardens; rather, they complement them by bringing greenery closer to people's homes.</w:t>
+      </w:r>
+    </w:p>
+    <w:p>
+      <w:pPr>
+        <w:spacing w:before="80" w:after="120"/>
+        <w:rPr>
+          <w:color w:val="000000"/>
+        </w:rPr>
+      </w:pPr>
+      <w:r>
+        <w:rPr>
+          <w:color w:val="000000"/>
+        </w:rPr>
+        <w:t>1. compact closest means A small B crowded C expensive D empty. 2. modest in size means A enormous B relatively small C private D unfinished. 3. prompting means A causing/encouraging B preventing C delaying D hiding. 4. establish means A close B create C visit D measure. 5. arrangement refers to A unused land B shared maintenance C flower type D park size. 6. manageable closest means A controllable/affordable B impossible C rising D unknown. 7. intended means A designed B forced C repaired D sold. 8. replace means A take the place of B stand beside C copy D damage. 9. rather signals A correction/contrast B result C example D cause. 10. complement means A compete with B add value to C remove D become identical to.</w:t>
+      </w:r>
+    </w:p>
+    <w:p>
+      <w:pPr>
+        <w:rPr>
+          <w:color w:val="000000"/>
+        </w:rPr>
+      </w:pPr>
+    </w:p>
+    <w:p>
+      <w:pPr>
+        <w:keepNext/>
+        <w:spacing w:before="240" w:after="80"/>
+        <w:rPr>
+          <w:b/>
+          <w:color w:val="000000"/>
+        </w:rPr>
+      </w:pPr>
+      <w:r>
+        <w:rPr>
+          <w:b/>
+          <w:color w:val="000000"/>
+        </w:rPr>
+        <w:t>PHẦN 9. ĐỌC HIỂU 2 – PARAPHRASE DẠNG ĐỀ THI (10 điểm)</w:t>
+      </w:r>
+    </w:p>
+    <w:p>
+      <w:pPr>
+        <w:rPr>
+          <w:color w:val="000000"/>
+        </w:rPr>
+      </w:pPr>
+      <w:r>
+        <w:rPr>
+          <w:color w:val="000000"/>
+        </w:rPr>
+        <w:t>A school trial replaced traditional homework on one evening each week with independent reading. Students could choose any suitable book and were asked to read for at least thirty minutes. Teachers did not grade the reading, but students kept brief records of what they had completed. After ten weeks, library borrowing had increased, and many students reported that reading felt less like an obligation. However, the trial did not improve attitudes among every participant. Some preferred structured tasks and found choosing a book difficult. The school therefore decided to continue the programme while offering recommendation lists and guidance for those who needed them.</w:t>
+      </w:r>
+    </w:p>
+    <w:p>
+      <w:pPr>
+        <w:spacing w:before="80" w:after="120"/>
+        <w:rPr>
+          <w:color w:val="000000"/>
+        </w:rPr>
+      </w:pPr>
+      <w:r>
+        <w:rPr>
+          <w:color w:val="000000"/>
+        </w:rPr>
+        <w:lastRenderedPageBreak/>
+        <w:t>1. “traditional” closest A usual B modern C optional D difficult. 2. “obligation” closest A hobby B duty C reward D ability. 3. “structured” closest A clearly organised B unmarked C creative D short. 4. “them” refers to A tasks B recommendation lists C participants needing support D books only. 5. Best paraphrase of sentence 2? A Students selected an appropriate book and read no less than half an hour. B Teachers chose one book for all. C Reading over thirty hours was required. D Any material was accepted without limits. 6. Best paraphrase of “Teachers did not grade…”? A Records were assessed strictly. B Reading was ungraded, although completion was briefly recorded. C Students received no books. D Teachers ignored the trial. 7. Which changes meaning? A Borrowing rose. B More library books were borrowed. C Every student began borrowing books. D Library use increased. 8. Why continue with guidance? A To end choice B To support students who struggled to select books C To grade everyone D To reduce reading time. 9. “not every participant” means A no participants B some but not all C all D only teachers. 10. Best summary? A Choice-based reading had benefits but some learners needed selection support. B Homework is always harmful. C All students preferred reading. D Libraries replaced teachers.</w:t>
+      </w:r>
+    </w:p>
+    <w:p>
+      <w:pPr>
+        <w:rPr>
+          <w:color w:val="000000"/>
+        </w:rPr>
+      </w:pPr>
+    </w:p>
+    <w:p>
+      <w:pPr>
+        <w:keepNext/>
+        <w:spacing w:before="240" w:after="80"/>
+        <w:rPr>
+          <w:b/>
+          <w:color w:val="000000"/>
+        </w:rPr>
+      </w:pPr>
+      <w:r>
+        <w:rPr>
+          <w:b/>
+          <w:color w:val="000000"/>
+        </w:rPr>
+        <w:t>PHẦN 10. TẠO NGỮ CẢNH VÀ PARAPHRASE (10 điểm)</w:t>
+      </w:r>
+    </w:p>
+    <w:p>
+      <w:pPr>
+        <w:rPr>
+          <w:color w:val="000000"/>
+        </w:rPr>
+      </w:pPr>
+      <w:r>
+        <w:rPr>
+          <w:color w:val="000000"/>
+        </w:rPr>
+        <w:t>Viết đoạn 110–130 từ về một thay đổi tích cực tại trường hoặc cộng đồng. Chọn 5 từ/cụm từ trong đoạn và tạo câu hỏi: hai closest in meaning, một opposite in meaning và hai câu paraphrase. Mỗi câu có bốn phương án; ghi đáp án và giải thích dấu hiệu ngữ cảnh hoặc “xương nghĩa”.</w:t>
+      </w:r>
+    </w:p>
+    <w:p>
+      <w:pPr>
+        <w:rPr>
+          <w:color w:val="000000"/>
+        </w:rPr>
+      </w:pPr>
+    </w:p>
+    <w:p>
+      <w:pPr>
+        <w:keepNext/>
+        <w:pageBreakBefore/>
+        <w:spacing w:before="240" w:after="80"/>
+        <w:rPr>
+          <w:b/>
+          <w:color w:val="000000"/>
+        </w:rPr>
+      </w:pPr>
+      <w:r>
+        <w:rPr>
+          <w:b/>
+          <w:color w:val="000000"/>
+        </w:rPr>
+        <w:lastRenderedPageBreak/>
+        <w:t>ĐÁP ÁN</w:t>
+      </w:r>
+    </w:p>
+    <w:p>
+      <w:pPr>
+        <w:keepNext/>
+        <w:spacing w:after="240"/>
+        <w:jc w:val="center"/>
+        <w:rPr>
+          <w:b/>
+          <w:color w:val="000000"/>
+          <w:sz w:val="30"/>
+        </w:rPr>
+      </w:pPr>
+      <w:r>
+        <w:rPr>
+          <w:b/>
+          <w:color w:val="000000"/>
+          <w:sz w:val="30"/>
+        </w:rPr>
+        <w:t>PHẦN 1</w:t>
+      </w:r>
+    </w:p>
+    <w:p>
+      <w:pPr>
+        <w:spacing w:after="160"/>
+        <w:rPr>
+          <w:color w:val="000000"/>
+        </w:rPr>
+      </w:pPr>
+      <w:r>
+        <w:rPr>
+          <w:color w:val="000000"/>
+        </w:rPr>
+        <w:t>1. D</w:t>
+      </w:r>
+    </w:p>
+    <w:p>
+      <w:pPr>
+        <w:spacing w:after="160"/>
+        <w:rPr>
+          <w:color w:val="000000"/>
+        </w:rPr>
+      </w:pPr>
+      <w:r>
+        <w:rPr>
+          <w:color w:val="000000"/>
+        </w:rPr>
+        <w:t>2. C</w:t>
+      </w:r>
+    </w:p>
+    <w:p>
+      <w:pPr>
+        <w:spacing w:after="160"/>
+        <w:rPr>
+          <w:color w:val="000000"/>
+        </w:rPr>
+      </w:pPr>
+      <w:r>
+        <w:rPr>
+          <w:color w:val="000000"/>
+        </w:rPr>
+        <w:t>3. R</w:t>
+      </w:r>
+    </w:p>
+    <w:p>
+      <w:pPr>
+        <w:spacing w:after="160"/>
+        <w:rPr>
+          <w:color w:val="000000"/>
+        </w:rPr>
+      </w:pPr>
+      <w:r>
+        <w:rPr>
+          <w:color w:val="000000"/>
+        </w:rPr>
+        <w:t>4. E</w:t>
+      </w:r>
+    </w:p>
+    <w:p>
+      <w:pPr>
+        <w:spacing w:after="160"/>
+        <w:rPr>
+          <w:color w:val="000000"/>
+        </w:rPr>
+      </w:pPr>
+      <w:r>
+        <w:rPr>
+          <w:color w:val="000000"/>
+        </w:rPr>
+        <w:t>5. W</w:t>
+      </w:r>
+    </w:p>
+    <w:p>
+      <w:pPr>
+        <w:spacing w:after="160"/>
+        <w:rPr>
+          <w:color w:val="000000"/>
+        </w:rPr>
+      </w:pPr>
+      <w:r>
+        <w:rPr>
+          <w:color w:val="000000"/>
+        </w:rPr>
+        <w:t>6. D</w:t>
+      </w:r>
+    </w:p>
+    <w:p>
+      <w:pPr>
+        <w:spacing w:after="160"/>
+        <w:rPr>
+          <w:color w:val="000000"/>
+        </w:rPr>
+      </w:pPr>
+      <w:r>
+        <w:rPr>
+          <w:color w:val="000000"/>
+        </w:rPr>
+        <w:t>7. C</w:t>
+      </w:r>
+    </w:p>
+    <w:p>
+      <w:pPr>
+        <w:spacing w:after="160"/>
+        <w:rPr>
+          <w:color w:val="000000"/>
+        </w:rPr>
+      </w:pPr>
+      <w:r>
+        <w:rPr>
+          <w:color w:val="000000"/>
+        </w:rPr>
+        <w:t>8. R</w:t>
+      </w:r>
+    </w:p>
+    <w:p>
+      <w:pPr>
+        <w:spacing w:after="160"/>
+        <w:rPr>
+          <w:color w:val="000000"/>
+        </w:rPr>
+      </w:pPr>
+      <w:r>
+        <w:rPr>
+          <w:color w:val="000000"/>
+        </w:rPr>
+        <w:t>9. E</w:t>
+      </w:r>
+    </w:p>
+    <w:p>
+      <w:pPr>
+        <w:spacing w:after="160"/>
+        <w:rPr>
+          <w:color w:val="000000"/>
+        </w:rPr>
+      </w:pPr>
+      <w:r>
+        <w:rPr>
+          <w:color w:val="000000"/>
+        </w:rPr>
+        <w:t>10. R</w:t>
+      </w:r>
+    </w:p>
+    <w:p>
+      <w:pPr>
+        <w:keepNext/>
+        <w:spacing w:before="240" w:after="80"/>
+        <w:rPr>
+          <w:b/>
+          <w:color w:val="000000"/>
+        </w:rPr>
+      </w:pPr>
+      <w:r>
+        <w:rPr>
+          <w:b/>
+          <w:color w:val="000000"/>
+        </w:rPr>
+        <w:t>PHẦN 2</w:t>
+      </w:r>
+    </w:p>
+    <w:p>
+      <w:pPr>
+        <w:spacing w:after="160"/>
+        <w:rPr>
+          <w:color w:val="000000"/>
+        </w:rPr>
+      </w:pPr>
+      <w:r>
+        <w:rPr>
+          <w:color w:val="000000"/>
+        </w:rPr>
+        <w:t>1. B</w:t>
+      </w:r>
+    </w:p>
+    <w:p>
+      <w:pPr>
+        <w:spacing w:after="160"/>
+        <w:rPr>
+          <w:color w:val="000000"/>
+        </w:rPr>
+      </w:pPr>
+      <w:r>
+        <w:rPr>
+          <w:color w:val="000000"/>
+        </w:rPr>
+        <w:t>2. A</w:t>
+      </w:r>
+    </w:p>
+    <w:p>
+      <w:pPr>
+        <w:spacing w:after="160"/>
+        <w:rPr>
+          <w:color w:val="000000"/>
+        </w:rPr>
+      </w:pPr>
+      <w:r>
+        <w:rPr>
+          <w:color w:val="000000"/>
+        </w:rPr>
+        <w:t>3. B</w:t>
+      </w:r>
+    </w:p>
+    <w:p>
+      <w:pPr>
+        <w:spacing w:after="160"/>
+        <w:rPr>
+          <w:color w:val="000000"/>
+        </w:rPr>
+      </w:pPr>
+      <w:r>
+        <w:rPr>
+          <w:color w:val="000000"/>
+        </w:rPr>
+        <w:t>4. A</w:t>
+      </w:r>
+    </w:p>
+    <w:p>
+      <w:pPr>
+        <w:spacing w:after="160"/>
+        <w:rPr>
+          <w:color w:val="000000"/>
+        </w:rPr>
+      </w:pPr>
+      <w:r>
+        <w:rPr>
+          <w:color w:val="000000"/>
+        </w:rPr>
+        <w:t>5. B</w:t>
+      </w:r>
+    </w:p>
+    <w:p>
+      <w:pPr>
+        <w:spacing w:after="160"/>
+        <w:rPr>
+          <w:color w:val="000000"/>
+        </w:rPr>
+      </w:pPr>
+      <w:r>
+        <w:rPr>
+          <w:color w:val="000000"/>
+        </w:rPr>
+        <w:t>6. B</w:t>
+      </w:r>
+    </w:p>
+    <w:p>
+      <w:pPr>
+        <w:spacing w:after="160"/>
+        <w:rPr>
+          <w:color w:val="000000"/>
+        </w:rPr>
+      </w:pPr>
+      <w:r>
+        <w:rPr>
+          <w:color w:val="000000"/>
+        </w:rPr>
+        <w:t>7. B</w:t>
+      </w:r>
+    </w:p>
+    <w:p>
+      <w:pPr>
+        <w:spacing w:after="160"/>
+        <w:rPr>
+          <w:color w:val="000000"/>
+        </w:rPr>
+      </w:pPr>
+      <w:r>
+        <w:rPr>
+          <w:color w:val="000000"/>
+        </w:rPr>
+        <w:t>8. A</w:t>
+      </w:r>
+    </w:p>
+    <w:p>
+      <w:pPr>
+        <w:spacing w:after="160"/>
+        <w:rPr>
+          <w:color w:val="000000"/>
+        </w:rPr>
+      </w:pPr>
+      <w:r>
+        <w:rPr>
+          <w:color w:val="000000"/>
+        </w:rPr>
+        <w:t>9. A</w:t>
+      </w:r>
+    </w:p>
+    <w:p>
+      <w:pPr>
+        <w:spacing w:after="160"/>
+        <w:rPr>
+          <w:color w:val="000000"/>
+        </w:rPr>
+      </w:pPr>
+      <w:r>
+        <w:rPr>
+          <w:color w:val="000000"/>
+        </w:rPr>
+        <w:t>10. C</w:t>
+      </w:r>
+    </w:p>
+    <w:p>
+      <w:pPr>
+        <w:keepNext/>
+        <w:spacing w:before="240" w:after="80"/>
+        <w:rPr>
+          <w:b/>
+          <w:color w:val="000000"/>
+        </w:rPr>
+      </w:pPr>
+      <w:r>
+        <w:rPr>
+          <w:b/>
+          <w:color w:val="000000"/>
+        </w:rPr>
+        <w:t>PHẦN 3</w:t>
+      </w:r>
+    </w:p>
+    <w:p>
+      <w:pPr>
+        <w:spacing w:after="160"/>
+        <w:rPr>
+          <w:color w:val="000000"/>
+        </w:rPr>
+      </w:pPr>
+      <w:r>
+        <w:rPr>
+          <w:color w:val="000000"/>
+        </w:rPr>
+        <w:t>1. A</w:t>
+      </w:r>
+    </w:p>
+    <w:p>
+      <w:pPr>
+        <w:spacing w:after="160"/>
+        <w:rPr>
+          <w:color w:val="000000"/>
+        </w:rPr>
+      </w:pPr>
+      <w:r>
+        <w:rPr>
+          <w:color w:val="000000"/>
+        </w:rPr>
+        <w:t>2. B</w:t>
+      </w:r>
+    </w:p>
+    <w:p>
+      <w:pPr>
+        <w:spacing w:after="160"/>
+        <w:rPr>
+          <w:color w:val="000000"/>
+        </w:rPr>
+      </w:pPr>
+      <w:r>
+        <w:rPr>
+          <w:color w:val="000000"/>
+        </w:rPr>
+        <w:t>3. C</w:t>
+      </w:r>
+    </w:p>
+    <w:p>
+      <w:pPr>
+        <w:spacing w:after="160"/>
+        <w:rPr>
+          <w:color w:val="000000"/>
+        </w:rPr>
+      </w:pPr>
+      <w:r>
+        <w:rPr>
+          <w:color w:val="000000"/>
+        </w:rPr>
+        <w:t>4. A</w:t>
+      </w:r>
+    </w:p>
+    <w:p>
+      <w:pPr>
+        <w:spacing w:after="160"/>
+        <w:rPr>
+          <w:color w:val="000000"/>
+        </w:rPr>
+      </w:pPr>
+      <w:r>
+        <w:rPr>
+          <w:color w:val="000000"/>
+        </w:rPr>
+        <w:t>5. C</w:t>
+      </w:r>
+    </w:p>
+    <w:p>
+      <w:pPr>
+        <w:spacing w:after="160"/>
+        <w:rPr>
+          <w:color w:val="000000"/>
+        </w:rPr>
+      </w:pPr>
+      <w:r>
+        <w:rPr>
+          <w:color w:val="000000"/>
+        </w:rPr>
+        <w:t>6. B</w:t>
+      </w:r>
+    </w:p>
+    <w:p>
+      <w:pPr>
+        <w:spacing w:after="160"/>
+        <w:rPr>
+          <w:color w:val="000000"/>
+        </w:rPr>
+      </w:pPr>
+      <w:r>
+        <w:rPr>
+          <w:color w:val="000000"/>
+        </w:rPr>
+        <w:lastRenderedPageBreak/>
+        <w:t>7. A</w:t>
+      </w:r>
+    </w:p>
+    <w:p>
+      <w:pPr>
+        <w:spacing w:after="160"/>
+        <w:rPr>
+          <w:color w:val="000000"/>
+        </w:rPr>
+      </w:pPr>
+      <w:r>
+        <w:rPr>
+          <w:color w:val="000000"/>
+        </w:rPr>
+        <w:t>8. B</w:t>
+      </w:r>
+    </w:p>
+    <w:p>
+      <w:pPr>
+        <w:spacing w:after="160"/>
+        <w:rPr>
+          <w:color w:val="000000"/>
+        </w:rPr>
+      </w:pPr>
+      <w:r>
+        <w:rPr>
+          <w:color w:val="000000"/>
+        </w:rPr>
+        <w:t>9. B</w:t>
+      </w:r>
+    </w:p>
+    <w:p>
+      <w:pPr>
+        <w:spacing w:after="160"/>
+        <w:rPr>
+          <w:color w:val="000000"/>
+        </w:rPr>
+      </w:pPr>
+      <w:r>
+        <w:rPr>
+          <w:color w:val="000000"/>
+        </w:rPr>
+        <w:t>10. A</w:t>
+      </w:r>
+    </w:p>
+    <w:p>
+      <w:pPr>
+        <w:keepNext/>
+        <w:spacing w:before="240" w:after="80"/>
+        <w:rPr>
+          <w:b/>
+          <w:color w:val="000000"/>
+        </w:rPr>
+      </w:pPr>
+      <w:r>
+        <w:rPr>
+          <w:b/>
+          <w:color w:val="000000"/>
+        </w:rPr>
+        <w:t>PHẦN 4</w:t>
+      </w:r>
+    </w:p>
+    <w:p>
+      <w:pPr>
+        <w:spacing w:after="160"/>
+        <w:rPr>
+          <w:color w:val="000000"/>
+        </w:rPr>
+      </w:pPr>
+      <w:r>
+        <w:rPr>
+          <w:color w:val="000000"/>
+        </w:rPr>
+        <w:t>1. A</w:t>
+      </w:r>
+    </w:p>
+    <w:p>
+      <w:pPr>
+        <w:spacing w:after="160"/>
+        <w:rPr>
+          <w:color w:val="000000"/>
+        </w:rPr>
+      </w:pPr>
+      <w:r>
+        <w:rPr>
+          <w:color w:val="000000"/>
+        </w:rPr>
+        <w:t>2. A</w:t>
+      </w:r>
+    </w:p>
+    <w:p>
+      <w:pPr>
+        <w:spacing w:after="160"/>
+        <w:rPr>
+          <w:color w:val="000000"/>
+        </w:rPr>
+      </w:pPr>
+      <w:r>
+        <w:rPr>
+          <w:color w:val="000000"/>
+        </w:rPr>
+        <w:t>3. A</w:t>
+      </w:r>
+    </w:p>
+    <w:p>
+      <w:pPr>
+        <w:spacing w:after="160"/>
+        <w:rPr>
+          <w:color w:val="000000"/>
+        </w:rPr>
+      </w:pPr>
+      <w:r>
+        <w:rPr>
+          <w:color w:val="000000"/>
+        </w:rPr>
+        <w:t>4. B</w:t>
+      </w:r>
+    </w:p>
+    <w:p>
+      <w:pPr>
+        <w:spacing w:after="160"/>
+        <w:rPr>
+          <w:color w:val="000000"/>
+        </w:rPr>
+      </w:pPr>
+      <w:r>
+        <w:rPr>
+          <w:color w:val="000000"/>
+        </w:rPr>
+        <w:t>5. B</w:t>
+      </w:r>
+    </w:p>
+    <w:p>
+      <w:pPr>
+        <w:spacing w:after="160"/>
+        <w:rPr>
+          <w:color w:val="000000"/>
+        </w:rPr>
+      </w:pPr>
+      <w:r>
+        <w:rPr>
+          <w:color w:val="000000"/>
+        </w:rPr>
+        <w:t>6. B</w:t>
+      </w:r>
+    </w:p>
+    <w:p>
+      <w:pPr>
+        <w:spacing w:after="160"/>
+        <w:rPr>
+          <w:color w:val="000000"/>
+        </w:rPr>
+      </w:pPr>
+      <w:r>
+        <w:rPr>
+          <w:color w:val="000000"/>
+        </w:rPr>
+        <w:t>7. B</w:t>
+      </w:r>
+    </w:p>
+    <w:p>
+      <w:pPr>
+        <w:spacing w:after="160"/>
+        <w:rPr>
+          <w:color w:val="000000"/>
+        </w:rPr>
+      </w:pPr>
+      <w:r>
+        <w:rPr>
+          <w:color w:val="000000"/>
+        </w:rPr>
+        <w:t>8. A</w:t>
+      </w:r>
+    </w:p>
+    <w:p>
+      <w:pPr>
+        <w:spacing w:after="160"/>
+        <w:rPr>
+          <w:color w:val="000000"/>
+        </w:rPr>
+      </w:pPr>
+      <w:r>
+        <w:rPr>
+          <w:color w:val="000000"/>
+        </w:rPr>
+        <w:t>9. B</w:t>
+      </w:r>
+    </w:p>
+    <w:p>
+      <w:pPr>
+        <w:spacing w:after="160"/>
+        <w:rPr>
+          <w:color w:val="000000"/>
+        </w:rPr>
+      </w:pPr>
+      <w:r>
+        <w:rPr>
+          <w:color w:val="000000"/>
+        </w:rPr>
+        <w:t>10. A</w:t>
+      </w:r>
+    </w:p>
+    <w:p>
+      <w:pPr>
+        <w:keepNext/>
+        <w:spacing w:before="240" w:after="80"/>
+        <w:rPr>
+          <w:b/>
+          <w:color w:val="000000"/>
+        </w:rPr>
+      </w:pPr>
+      <w:r>
+        <w:rPr>
+          <w:b/>
+          <w:color w:val="000000"/>
+        </w:rPr>
+        <w:t>PHẦN 5</w:t>
+      </w:r>
+    </w:p>
+    <w:p>
+      <w:pPr>
+        <w:spacing w:after="160"/>
+        <w:rPr>
+          <w:color w:val="000000"/>
+        </w:rPr>
+      </w:pPr>
+      <w:r>
+        <w:rPr>
+          <w:color w:val="000000"/>
+        </w:rPr>
+        <w:t>1. B</w:t>
+      </w:r>
+    </w:p>
+    <w:p>
+      <w:pPr>
+        <w:spacing w:after="160"/>
+        <w:rPr>
+          <w:color w:val="000000"/>
+        </w:rPr>
+      </w:pPr>
+      <w:r>
+        <w:rPr>
+          <w:color w:val="000000"/>
+        </w:rPr>
+        <w:t>2. A</w:t>
+      </w:r>
+    </w:p>
+    <w:p>
+      <w:pPr>
+        <w:spacing w:after="160"/>
+        <w:rPr>
+          <w:color w:val="000000"/>
+        </w:rPr>
+      </w:pPr>
+      <w:r>
+        <w:rPr>
+          <w:color w:val="000000"/>
+        </w:rPr>
+        <w:t>3. B</w:t>
+      </w:r>
+    </w:p>
+    <w:p>
+      <w:pPr>
+        <w:spacing w:after="160"/>
+        <w:rPr>
+          <w:color w:val="000000"/>
+        </w:rPr>
+      </w:pPr>
+      <w:r>
+        <w:rPr>
+          <w:color w:val="000000"/>
+        </w:rPr>
+        <w:t>4. B</w:t>
+      </w:r>
+    </w:p>
+    <w:p>
+      <w:pPr>
+        <w:spacing w:after="160"/>
+        <w:rPr>
+          <w:color w:val="000000"/>
+        </w:rPr>
+      </w:pPr>
+      <w:r>
+        <w:rPr>
+          <w:color w:val="000000"/>
+        </w:rPr>
+        <w:t>5. A</w:t>
+      </w:r>
+    </w:p>
+    <w:p>
+      <w:pPr>
+        <w:spacing w:after="160"/>
+        <w:rPr>
+          <w:color w:val="000000"/>
+        </w:rPr>
+      </w:pPr>
+      <w:r>
+        <w:rPr>
+          <w:color w:val="000000"/>
+        </w:rPr>
+        <w:t>6. B</w:t>
+      </w:r>
+    </w:p>
+    <w:p>
+      <w:pPr>
+        <w:spacing w:after="160"/>
+        <w:rPr>
+          <w:color w:val="000000"/>
+        </w:rPr>
+      </w:pPr>
+      <w:r>
+        <w:rPr>
+          <w:color w:val="000000"/>
+        </w:rPr>
+        <w:t>7. B</w:t>
+      </w:r>
+    </w:p>
+    <w:p>
+      <w:pPr>
+        <w:spacing w:after="160"/>
+        <w:rPr>
+          <w:color w:val="000000"/>
+        </w:rPr>
+      </w:pPr>
+      <w:r>
+        <w:rPr>
+          <w:color w:val="000000"/>
+        </w:rPr>
+        <w:t>8. B</w:t>
+      </w:r>
+    </w:p>
+    <w:p>
+      <w:pPr>
+        <w:spacing w:after="160"/>
+        <w:rPr>
+          <w:color w:val="000000"/>
+        </w:rPr>
+      </w:pPr>
+      <w:r>
+        <w:rPr>
+          <w:color w:val="000000"/>
+        </w:rPr>
+        <w:t>9. B</w:t>
+      </w:r>
+    </w:p>
+    <w:p>
+      <w:pPr>
+        <w:spacing w:after="160"/>
+        <w:rPr>
+          <w:color w:val="000000"/>
+        </w:rPr>
+      </w:pPr>
+      <w:r>
+        <w:rPr>
+          <w:color w:val="000000"/>
+        </w:rPr>
+        <w:t>10. B</w:t>
+      </w:r>
+    </w:p>
+    <w:p>
+      <w:pPr>
+        <w:keepNext/>
+        <w:spacing w:before="240" w:after="80"/>
+        <w:rPr>
+          <w:b/>
+          <w:color w:val="000000"/>
+        </w:rPr>
+      </w:pPr>
+      <w:r>
+        <w:rPr>
+          <w:b/>
+          <w:color w:val="000000"/>
+        </w:rPr>
+        <w:t>PHẦN 6</w:t>
+      </w:r>
+    </w:p>
+    <w:p>
+      <w:pPr>
+        <w:spacing w:after="160"/>
+        <w:rPr>
+          <w:color w:val="000000"/>
+        </w:rPr>
+      </w:pPr>
+      <w:r>
+        <w:rPr>
+          <w:color w:val="000000"/>
+        </w:rPr>
+        <w:t>1. A</w:t>
+      </w:r>
+    </w:p>
+    <w:p>
+      <w:pPr>
+        <w:spacing w:after="160"/>
+        <w:rPr>
+          <w:color w:val="000000"/>
+        </w:rPr>
+      </w:pPr>
+      <w:r>
+        <w:rPr>
+          <w:color w:val="000000"/>
+        </w:rPr>
+        <w:t>2. B</w:t>
+      </w:r>
+    </w:p>
+    <w:p>
+      <w:pPr>
+        <w:spacing w:after="160"/>
+        <w:rPr>
+          <w:color w:val="000000"/>
+        </w:rPr>
+      </w:pPr>
+      <w:r>
+        <w:rPr>
+          <w:color w:val="000000"/>
+        </w:rPr>
+        <w:t>3. C</w:t>
+      </w:r>
+    </w:p>
+    <w:p>
+      <w:pPr>
+        <w:spacing w:after="160"/>
+        <w:rPr>
+          <w:color w:val="000000"/>
+        </w:rPr>
+      </w:pPr>
+      <w:r>
+        <w:rPr>
+          <w:color w:val="000000"/>
+        </w:rPr>
+        <w:lastRenderedPageBreak/>
+        <w:t>4. B</w:t>
+      </w:r>
+    </w:p>
+    <w:p>
+      <w:pPr>
+        <w:spacing w:after="160"/>
+        <w:rPr>
+          <w:color w:val="000000"/>
+        </w:rPr>
+      </w:pPr>
+      <w:r>
+        <w:rPr>
+          <w:color w:val="000000"/>
+        </w:rPr>
+        <w:t>5. B</w:t>
+      </w:r>
+    </w:p>
+    <w:p>
+      <w:pPr>
+        <w:spacing w:after="160"/>
+        <w:rPr>
+          <w:color w:val="000000"/>
+        </w:rPr>
+      </w:pPr>
+      <w:r>
+        <w:rPr>
+          <w:color w:val="000000"/>
+        </w:rPr>
+        <w:t>6. B</w:t>
+      </w:r>
+    </w:p>
+    <w:p>
+      <w:pPr>
+        <w:spacing w:after="160"/>
+        <w:rPr>
+          <w:color w:val="000000"/>
+        </w:rPr>
+      </w:pPr>
+      <w:r>
+        <w:rPr>
+          <w:color w:val="000000"/>
+        </w:rPr>
+        <w:t>7. B</w:t>
+      </w:r>
+    </w:p>
+    <w:p>
+      <w:pPr>
+        <w:spacing w:after="160"/>
+        <w:rPr>
+          <w:color w:val="000000"/>
+        </w:rPr>
+      </w:pPr>
+      <w:r>
+        <w:rPr>
+          <w:color w:val="000000"/>
+        </w:rPr>
+        <w:t>8. C</w:t>
+      </w:r>
+    </w:p>
+    <w:p>
+      <w:pPr>
+        <w:spacing w:after="160"/>
+        <w:rPr>
+          <w:color w:val="000000"/>
+        </w:rPr>
+      </w:pPr>
+      <w:r>
+        <w:rPr>
+          <w:color w:val="000000"/>
+        </w:rPr>
+        <w:t>9. C</w:t>
+      </w:r>
+    </w:p>
+    <w:p>
+      <w:pPr>
+        <w:spacing w:after="160"/>
+        <w:rPr>
+          <w:color w:val="000000"/>
+        </w:rPr>
+      </w:pPr>
+      <w:r>
+        <w:rPr>
+          <w:color w:val="000000"/>
+        </w:rPr>
+        <w:t>10. A</w:t>
+      </w:r>
+    </w:p>
+    <w:p>
+      <w:pPr>
+        <w:keepNext/>
+        <w:spacing w:before="240" w:after="80"/>
+        <w:rPr>
+          <w:b/>
+          <w:color w:val="000000"/>
+        </w:rPr>
+      </w:pPr>
+      <w:r>
+        <w:rPr>
+          <w:b/>
+          <w:color w:val="000000"/>
+        </w:rPr>
+        <w:t>PHẦN 7</w:t>
+      </w:r>
+    </w:p>
+    <w:p>
+      <w:pPr>
+        <w:spacing w:after="160"/>
+        <w:rPr>
+          <w:color w:val="000000"/>
+        </w:rPr>
+      </w:pPr>
+      <w:r>
+        <w:rPr>
+          <w:color w:val="000000"/>
+        </w:rPr>
+        <w:t>1. S</w:t>
+      </w:r>
+    </w:p>
+    <w:p>
+      <w:pPr>
+        <w:spacing w:after="160"/>
+        <w:rPr>
+          <w:color w:val="000000"/>
+        </w:rPr>
+      </w:pPr>
+      <w:r>
+        <w:rPr>
+          <w:color w:val="000000"/>
+        </w:rPr>
+        <w:t>2. Đ</w:t>
+      </w:r>
+    </w:p>
+    <w:p>
+      <w:pPr>
+        <w:spacing w:after="160"/>
+        <w:rPr>
+          <w:color w:val="000000"/>
+        </w:rPr>
+      </w:pPr>
+      <w:r>
+        <w:rPr>
+          <w:color w:val="000000"/>
+        </w:rPr>
+        <w:t>3. S</w:t>
+      </w:r>
+    </w:p>
+    <w:p>
+      <w:pPr>
+        <w:spacing w:after="160"/>
+        <w:rPr>
+          <w:color w:val="000000"/>
+        </w:rPr>
+      </w:pPr>
+      <w:r>
+        <w:rPr>
+          <w:color w:val="000000"/>
+        </w:rPr>
+        <w:t>4. Đ</w:t>
+      </w:r>
+    </w:p>
+    <w:p>
+      <w:pPr>
+        <w:spacing w:after="160"/>
+        <w:rPr>
+          <w:color w:val="000000"/>
+        </w:rPr>
+      </w:pPr>
+      <w:r>
+        <w:rPr>
+          <w:color w:val="000000"/>
+        </w:rPr>
+        <w:t>5. Đ</w:t>
+      </w:r>
+    </w:p>
+    <w:p>
+      <w:pPr>
+        <w:spacing w:after="160"/>
+        <w:rPr>
+          <w:color w:val="000000"/>
+        </w:rPr>
+      </w:pPr>
+      <w:r>
+        <w:rPr>
+          <w:color w:val="000000"/>
+        </w:rPr>
+        <w:t>6. S</w:t>
+      </w:r>
+    </w:p>
+    <w:p>
+      <w:pPr>
+        <w:spacing w:after="160"/>
+        <w:rPr>
+          <w:color w:val="000000"/>
+        </w:rPr>
+      </w:pPr>
+      <w:r>
+        <w:rPr>
+          <w:color w:val="000000"/>
+        </w:rPr>
+        <w:t>7. Đ</w:t>
+      </w:r>
+    </w:p>
+    <w:p>
+      <w:pPr>
+        <w:spacing w:after="160"/>
+        <w:rPr>
+          <w:color w:val="000000"/>
+        </w:rPr>
+      </w:pPr>
+      <w:r>
+        <w:rPr>
+          <w:color w:val="000000"/>
+        </w:rPr>
+        <w:t>8. S</w:t>
+      </w:r>
+    </w:p>
+    <w:p>
+      <w:pPr>
+        <w:spacing w:after="160"/>
+        <w:rPr>
+          <w:color w:val="000000"/>
+        </w:rPr>
+      </w:pPr>
+      <w:r>
+        <w:rPr>
+          <w:color w:val="000000"/>
+        </w:rPr>
+        <w:t>9. Đ</w:t>
+      </w:r>
+    </w:p>
+    <w:p>
+      <w:pPr>
+        <w:spacing w:after="160"/>
+        <w:rPr>
+          <w:color w:val="000000"/>
+        </w:rPr>
+      </w:pPr>
+      <w:r>
+        <w:rPr>
+          <w:color w:val="000000"/>
+        </w:rPr>
+        <w:t>10. S</w:t>
+      </w:r>
+    </w:p>
+    <w:p>
+      <w:pPr>
+        <w:keepNext/>
+        <w:spacing w:before="240" w:after="80"/>
+        <w:rPr>
+          <w:b/>
+          <w:color w:val="000000"/>
+        </w:rPr>
+      </w:pPr>
+      <w:r>
+        <w:rPr>
+          <w:b/>
+          <w:color w:val="000000"/>
+        </w:rPr>
+        <w:t>PHẦN 8</w:t>
+      </w:r>
+    </w:p>
+    <w:p>
+      <w:pPr>
+        <w:spacing w:after="160"/>
+        <w:rPr>
+          <w:color w:val="000000"/>
+        </w:rPr>
+      </w:pPr>
+      <w:r>
+        <w:rPr>
+          <w:color w:val="000000"/>
+        </w:rPr>
+        <w:t>1. A</w:t>
+      </w:r>
+    </w:p>
+    <w:p>
+      <w:pPr>
+        <w:spacing w:after="160"/>
+        <w:rPr>
+          <w:color w:val="000000"/>
+        </w:rPr>
+      </w:pPr>
+      <w:r>
+        <w:rPr>
+          <w:color w:val="000000"/>
+        </w:rPr>
+        <w:t>2. B</w:t>
+      </w:r>
+    </w:p>
+    <w:p>
+      <w:pPr>
+        <w:spacing w:after="160"/>
+        <w:rPr>
+          <w:color w:val="000000"/>
+        </w:rPr>
+      </w:pPr>
+      <w:r>
+        <w:rPr>
+          <w:color w:val="000000"/>
+        </w:rPr>
+        <w:t>3. A</w:t>
+      </w:r>
+    </w:p>
+    <w:p>
+      <w:pPr>
+        <w:spacing w:after="160"/>
+        <w:rPr>
+          <w:color w:val="000000"/>
+        </w:rPr>
+      </w:pPr>
+      <w:r>
+        <w:rPr>
+          <w:color w:val="000000"/>
+        </w:rPr>
+        <w:t>4. B</w:t>
+      </w:r>
+    </w:p>
+    <w:p>
+      <w:pPr>
+        <w:spacing w:after="160"/>
+        <w:rPr>
+          <w:color w:val="000000"/>
+        </w:rPr>
+      </w:pPr>
+      <w:r>
+        <w:rPr>
+          <w:color w:val="000000"/>
+        </w:rPr>
+        <w:t>5. B</w:t>
+      </w:r>
+    </w:p>
+    <w:p>
+      <w:pPr>
+        <w:spacing w:after="160"/>
+        <w:rPr>
+          <w:color w:val="000000"/>
+        </w:rPr>
+      </w:pPr>
+      <w:r>
+        <w:rPr>
+          <w:color w:val="000000"/>
+        </w:rPr>
+        <w:t>6. A</w:t>
+      </w:r>
+    </w:p>
+    <w:p>
+      <w:pPr>
+        <w:spacing w:after="160"/>
+        <w:rPr>
+          <w:color w:val="000000"/>
+        </w:rPr>
+      </w:pPr>
+      <w:r>
+        <w:rPr>
+          <w:color w:val="000000"/>
+        </w:rPr>
+        <w:t>7. A</w:t>
+      </w:r>
+    </w:p>
+    <w:p>
+      <w:pPr>
+        <w:spacing w:after="160"/>
+        <w:rPr>
+          <w:color w:val="000000"/>
+        </w:rPr>
+      </w:pPr>
+      <w:r>
+        <w:rPr>
+          <w:color w:val="000000"/>
+        </w:rPr>
+        <w:t>8. A</w:t>
+      </w:r>
+    </w:p>
+    <w:p>
+      <w:pPr>
+        <w:spacing w:after="160"/>
+        <w:rPr>
+          <w:color w:val="000000"/>
+        </w:rPr>
+      </w:pPr>
+      <w:r>
+        <w:rPr>
+          <w:color w:val="000000"/>
+        </w:rPr>
+        <w:t>9. A</w:t>
+      </w:r>
+    </w:p>
+    <w:p>
+      <w:pPr>
+        <w:spacing w:after="160"/>
+        <w:rPr>
+          <w:color w:val="000000"/>
+        </w:rPr>
+      </w:pPr>
+      <w:r>
+        <w:rPr>
+          <w:color w:val="000000"/>
+        </w:rPr>
+        <w:t>10. B</w:t>
+      </w:r>
+    </w:p>
+    <w:p>
+      <w:pPr>
+        <w:keepNext/>
+        <w:spacing w:before="240" w:after="80"/>
+        <w:rPr>
+          <w:b/>
+          <w:color w:val="000000"/>
+        </w:rPr>
+      </w:pPr>
+      <w:r>
+        <w:rPr>
+          <w:b/>
+          <w:color w:val="000000"/>
+        </w:rPr>
+        <w:lastRenderedPageBreak/>
+        <w:t>PHẦN 9</w:t>
+      </w:r>
+    </w:p>
+    <w:p>
+      <w:pPr>
+        <w:spacing w:after="160"/>
+        <w:rPr>
+          <w:color w:val="000000"/>
+        </w:rPr>
+      </w:pPr>
+      <w:r>
+        <w:rPr>
+          <w:color w:val="000000"/>
+        </w:rPr>
+        <w:t>1. A</w:t>
+      </w:r>
+    </w:p>
+    <w:p>
+      <w:pPr>
+        <w:spacing w:after="160"/>
+        <w:rPr>
+          <w:color w:val="000000"/>
+        </w:rPr>
+      </w:pPr>
+      <w:r>
+        <w:rPr>
+          <w:color w:val="000000"/>
+        </w:rPr>
+        <w:t>2. B</w:t>
+      </w:r>
+    </w:p>
+    <w:p>
+      <w:pPr>
+        <w:spacing w:after="160"/>
+        <w:rPr>
+          <w:color w:val="000000"/>
+        </w:rPr>
+      </w:pPr>
+      <w:r>
+        <w:rPr>
+          <w:color w:val="000000"/>
+        </w:rPr>
+        <w:t>3. A</w:t>
+      </w:r>
+    </w:p>
+    <w:p>
+      <w:pPr>
+        <w:spacing w:after="160"/>
+        <w:rPr>
+          <w:color w:val="000000"/>
+        </w:rPr>
+      </w:pPr>
+      <w:r>
+        <w:rPr>
+          <w:color w:val="000000"/>
+        </w:rPr>
+        <w:t>4. C</w:t>
+      </w:r>
+    </w:p>
+    <w:p>
+      <w:pPr>
+        <w:spacing w:after="160"/>
+        <w:rPr>
+          <w:color w:val="000000"/>
+        </w:rPr>
+      </w:pPr>
+      <w:r>
+        <w:rPr>
+          <w:color w:val="000000"/>
+        </w:rPr>
+        <w:t>5. A</w:t>
+      </w:r>
+    </w:p>
+    <w:p>
+      <w:pPr>
+        <w:spacing w:after="160"/>
+        <w:rPr>
+          <w:color w:val="000000"/>
+        </w:rPr>
+      </w:pPr>
+      <w:r>
+        <w:rPr>
+          <w:color w:val="000000"/>
+        </w:rPr>
+        <w:t>6. B</w:t>
+      </w:r>
+    </w:p>
+    <w:p>
+      <w:pPr>
+        <w:spacing w:after="160"/>
+        <w:rPr>
+          <w:color w:val="000000"/>
+        </w:rPr>
+      </w:pPr>
+      <w:r>
+        <w:rPr>
+          <w:color w:val="000000"/>
+        </w:rPr>
+        <w:t>7. C</w:t>
+      </w:r>
+    </w:p>
+    <w:p>
+      <w:pPr>
+        <w:spacing w:after="160"/>
+        <w:rPr>
+          <w:color w:val="000000"/>
+        </w:rPr>
+      </w:pPr>
+      <w:r>
+        <w:rPr>
+          <w:color w:val="000000"/>
+        </w:rPr>
+        <w:t>8. B</w:t>
+      </w:r>
+    </w:p>
+    <w:p>
+      <w:pPr>
+        <w:spacing w:after="160"/>
+        <w:rPr>
+          <w:color w:val="000000"/>
+        </w:rPr>
+      </w:pPr>
+      <w:r>
+        <w:rPr>
+          <w:color w:val="000000"/>
+        </w:rPr>
+        <w:t>9. B</w:t>
+      </w:r>
+    </w:p>
+    <w:p>
+      <w:pPr>
+        <w:spacing w:after="160"/>
+        <w:rPr>
+          <w:color w:val="000000"/>
+        </w:rPr>
+      </w:pPr>
+      <w:r>
+        <w:rPr>
+          <w:color w:val="000000"/>
+        </w:rPr>
+        <w:t>10. A</w:t>
+      </w:r>
+    </w:p>
+    <w:p>
+      <w:pPr>
+        <w:keepNext/>
+        <w:spacing w:before="240" w:after="80"/>
+        <w:rPr>
+          <w:b/>
+          <w:color w:val="000000"/>
+        </w:rPr>
+      </w:pPr>
+      <w:r>
+        <w:rPr>
+          <w:b/>
+          <w:color w:val="000000"/>
+        </w:rPr>
+        <w:t>PHẦN 10 – BÀI MẪU</w:t>
+      </w:r>
+    </w:p>
+    <w:p>
+      <w:pPr>
+        <w:rPr>
+          <w:color w:val="000000"/>
+        </w:rPr>
+      </w:pPr>
+      <w:r>
+        <w:rPr>
+          <w:color w:val="000000"/>
+        </w:rPr>
+        <w:t>Our school recently converted an unused room into a peer-learning centre. The centre is accessible to all students during lunch and after classes. Volunteer tutors provide brief support in subjects they understand well, but they do not complete assignments for other learners. This restriction encourages students to become more independent. The service was initially available only twice a week; however, strong demand prompted the school to extend it to four afternoons. Sessions remain informal, so learners do not need to make an appointment unless they want help with a specialised topic. Teachers have welcomed the change because it complements classroom instruction and gives quieter students another way to ask questions. The centre has therefore become a valuable addition to school life.</w:t>
+      </w:r>
+    </w:p>
+    <w:p>
+      <w:pPr>
+        <w:rPr>
+          <w:color w:val="000000"/>
+        </w:rPr>
+      </w:pPr>
+      <w:r>
+        <w:rPr>
+          <w:color w:val="000000"/>
+        </w:rPr>
+        <w:t>CÂU HỎI MẪU</w:t>
+      </w:r>
+    </w:p>
+    <w:p>
+      <w:pPr>
+        <w:rPr>
+          <w:color w:val="000000"/>
+        </w:rPr>
+      </w:pPr>
+      <w:r>
+        <w:rPr>
+          <w:color w:val="000000"/>
+        </w:rPr>
+        <w:t>Câu 1: accessible closest meaning? A available B hidden C expensive D distant</w:t>
+      </w:r>
+    </w:p>
+    <w:p>
+      <w:pPr>
+        <w:rPr>
+          <w:color w:val="000000"/>
+        </w:rPr>
+      </w:pPr>
+      <w:r>
+        <w:rPr>
+          <w:color w:val="000000"/>
+        </w:rPr>
+        <w:t>Câu 2: prompted closest? A caused B prevented C delayed D measured</w:t>
+      </w:r>
+    </w:p>
+    <w:p>
+      <w:pPr>
+        <w:rPr>
+          <w:color w:val="000000"/>
+        </w:rPr>
+      </w:pPr>
+      <w:r>
+        <w:rPr>
+          <w:color w:val="000000"/>
+        </w:rPr>
+        <w:t>Câu 3: opposite of informal? A friendly B formal C helpful D brief</w:t>
+      </w:r>
+    </w:p>
+    <w:p>
+      <w:pPr>
+        <w:rPr>
+          <w:color w:val="000000"/>
+        </w:rPr>
+      </w:pPr>
+      <w:r>
+        <w:rPr>
+          <w:color w:val="000000"/>
+        </w:rPr>
+        <w:t>Câu 4: Paraphrase “they do not complete assignments…”? A Tutors guide learners but will not do their work for them. B Tutors finish all tasks. C Learners teach tutors. D Assignments are banned</w:t>
+      </w:r>
+    </w:p>
+    <w:p>
+      <w:pPr>
+        <w:rPr>
+          <w:color w:val="000000"/>
+        </w:rPr>
+      </w:pPr>
+      <w:r>
+        <w:rPr>
+          <w:color w:val="000000"/>
+        </w:rPr>
+        <w:t>Câu 5: Paraphrase sentence about schedule? A Demand led the school to increase opening days. B The centre closed after two weeks. C Demand fell. D It opens every day</w:t>
+      </w:r>
+    </w:p>
+    <w:p>
+      <w:pPr>
+        <w:rPr>
+          <w:b/>
+          <w:color w:val="000000"/>
+        </w:rPr>
+      </w:pPr>
+      <w:r>
+        <w:rPr>
+          <w:b/>
+          <w:color w:val="000000"/>
+        </w:rPr>
+        <w:t>ĐÁP ÁN MẪU</w:t>
+      </w:r>
+    </w:p>
+    <w:p>
+      <w:pPr>
+        <w:rPr>
+          <w:b/>
+          <w:color w:val="000000"/>
+        </w:rPr>
+      </w:pPr>
+      <w:r>
+        <w:rPr>
+          <w:b/>
+          <w:color w:val="000000"/>
+        </w:rPr>
+        <w:t>Câu 1: A</w:t>
+      </w:r>
+    </w:p>
+    <w:p>
+      <w:pPr>
+        <w:rPr>
+          <w:b/>
+          <w:color w:val="000000"/>
+        </w:rPr>
+      </w:pPr>
+      <w:r>
+        <w:rPr>
+          <w:b/>
+          <w:color w:val="000000"/>
+        </w:rPr>
+        <w:t>Câu 2: A</w:t>
+      </w:r>
+    </w:p>
+    <w:p>
+      <w:pPr>
+        <w:rPr>
+          <w:b/>
+          <w:color w:val="000000"/>
+        </w:rPr>
+      </w:pPr>
+      <w:r>
+        <w:rPr>
+          <w:b/>
+          <w:color w:val="000000"/>
+        </w:rPr>
+        <w:t>Câu 3: B</w:t>
+      </w:r>
+    </w:p>
+    <w:p>
+      <w:pPr>
+        <w:rPr>
+          <w:b/>
+          <w:color w:val="000000"/>
+        </w:rPr>
+      </w:pPr>
+      <w:r>
+        <w:rPr>
+          <w:b/>
+          <w:color w:val="000000"/>
+        </w:rPr>
+        <w:t>Câu 4: A</w:t>
+      </w:r>
+    </w:p>
+    <w:p>
+      <w:pPr>
+        <w:rPr>
+          <w:b/>
+          <w:color w:val="000000"/>
+        </w:rPr>
+      </w:pPr>
+      <w:r>
+        <w:rPr>
+          <w:b/>
+          <w:color w:val="000000"/>
+        </w:rPr>
+        <w:t>Câu 5: A</w:t>
+      </w:r>
+    </w:p>
+    <w:p>
+      <w:pPr>
+        <w:rPr>
+          <w:color w:val="000000"/>
+        </w:rPr>
+      </w:pPr>
     </w:p>
     <w:sectPr>
       <w:pgSz w:w="11906" w:h="16838"/>
-      <w:pgMar w:top="1134" w:right="1134" w:bottom="1134" w:left="1134"/>
+      <w:pgMar w:top="1134" w:right="1134" w:bottom="1134" w:left="1134" w:header="720" w:footer="720" w:gutter="0"/>
+      <w:cols w:space="720"/>
     </w:sectPr>
   </w:body>
 </w:document>
